--- a/MESH LOADER (LOAD DAE, GLB, GLTF).docx
+++ b/MESH LOADER (LOAD DAE, GLB, GLTF).docx
@@ -1,11 +1,12 @@
 
 <file path=word/document.xml><?xml version="1.0" encoding="utf-8"?>
-<w:document xmlns:wpc="http://schemas.microsoft.com/office/word/2010/wordprocessingCanvas" xmlns:cx="http://schemas.microsoft.com/office/drawing/2014/chartex" xmlns:cx1="http://schemas.microsoft.com/office/drawing/2015/9/8/chartex" xmlns:cx2="http://schemas.microsoft.com/office/drawing/2015/10/21/chartex" xmlns:cx3="http://schemas.microsoft.com/office/drawing/2016/5/9/chartex" xmlns:cx4="http://schemas.microsoft.com/office/drawing/2016/5/10/chartex" xmlns:cx5="http://schemas.microsoft.com/office/drawing/2016/5/11/chartex" xmlns:cx6="http://schemas.microsoft.com/office/drawing/2016/5/12/chartex" xmlns:cx7="http://schemas.microsoft.com/office/drawing/2016/5/13/chartex" xmlns:cx8="http://schemas.microsoft.com/office/drawing/2016/5/14/chartex" xmlns:mc="http://schemas.openxmlformats.org/markup-compatibility/2006" xmlns:aink="http://schemas.microsoft.com/office/drawing/2016/ink" xmlns:am3d="http://schemas.microsoft.com/office/drawing/2017/model3d" xmlns:o="urn:schemas-microsoft-com:office:office" xmlns:oel="http://schemas.microsoft.com/office/2019/extlst" xmlns:r="http://schemas.openxmlformats.org/officeDocument/2006/relationships" xmlns:m="http://schemas.openxmlformats.org/officeDocument/2006/math" xmlns:v="urn:schemas-microsoft-com:vml" xmlns:wp14="http://schemas.microsoft.com/office/word/2010/wordprocessingDrawing" xmlns:wp="http://schemas.openxmlformats.org/drawingml/2006/wordprocessingDrawing" xmlns:w10="urn:schemas-microsoft-com:office:word" xmlns:w="http://schemas.openxmlformats.org/wordprocessingml/2006/main" xmlns:w14="http://schemas.microsoft.com/office/word/2010/wordml" xmlns:w15="http://schemas.microsoft.com/office/word/2012/wordml" xmlns:w16cei="http://schemas.microsoft.com/office/word/2026/wordml/cei" xmlns:w16cex="http://schemas.microsoft.com/office/word/2018/wordml/cex" xmlns:w16cid="http://schemas.microsoft.com/office/word/2016/wordml/cid" xmlns:w16="http://schemas.microsoft.com/office/word/2018/wordml" xmlns:w16du="http://schemas.microsoft.com/office/word/2023/wordml/word16du" xmlns:w16sdtdh="http://schemas.microsoft.com/office/word/2020/wordml/sdtdatahash" xmlns:w16sdtfl="http://schemas.microsoft.com/office/word/2024/wordml/sdtformatlock" xmlns:w16se="http://schemas.microsoft.com/office/word/2015/wordml/symex" xmlns:wpg="http://schemas.microsoft.com/office/word/2010/wordprocessingGroup" xmlns:wpi="http://schemas.microsoft.com/office/word/2010/wordprocessingInk" xmlns:wne="http://schemas.microsoft.com/office/word/2006/wordml" xmlns:wps="http://schemas.microsoft.com/office/word/2010/wordprocessingShape" mc:Ignorable="w14 w15 w16se w16cid w16 w16cex w16sdtdh w16sdtfl w16du wp14">
+<w:document xmlns:wpc="http://schemas.microsoft.com/office/word/2010/wordprocessingCanvas" xmlns:cx="http://schemas.microsoft.com/office/drawing/2014/chartex" xmlns:cx1="http://schemas.microsoft.com/office/drawing/2015/9/8/chartex" xmlns:cx2="http://schemas.microsoft.com/office/drawing/2015/10/21/chartex" xmlns:cx3="http://schemas.microsoft.com/office/drawing/2016/5/9/chartex" xmlns:cx4="http://schemas.microsoft.com/office/drawing/2016/5/10/chartex" xmlns:cx5="http://schemas.microsoft.com/office/drawing/2016/5/11/chartex" xmlns:cx6="http://schemas.microsoft.com/office/drawing/2016/5/12/chartex" xmlns:cx7="http://schemas.microsoft.com/office/drawing/2016/5/13/chartex" xmlns:cx8="http://schemas.microsoft.com/office/drawing/2016/5/14/chartex" xmlns:mc="http://schemas.openxmlformats.org/markup-compatibility/2006" xmlns:aink="http://schemas.microsoft.com/office/drawing/2016/ink" xmlns:am3d="http://schemas.microsoft.com/office/drawing/2017/model3d" xmlns:o="urn:schemas-microsoft-com:office:office" xmlns:oel="http://schemas.microsoft.com/office/2019/extlst" xmlns:r="http://schemas.openxmlformats.org/officeDocument/2006/relationships" xmlns:m="http://schemas.openxmlformats.org/officeDocument/2006/math" xmlns:v="urn:schemas-microsoft-com:vml" xmlns:wp14="http://schemas.microsoft.com/office/word/2010/wordprocessingDrawing" xmlns:wp="http://schemas.openxmlformats.org/drawingml/2006/wordprocessingDrawing" xmlns:w10="urn:schemas-microsoft-com:office:word" xmlns:w="http://schemas.openxmlformats.org/wordprocessingml/2006/main" xmlns:w14="http://schemas.microsoft.com/office/word/2010/wordml" xmlns:w15="http://schemas.microsoft.com/office/word/2012/wordml" xmlns:w16cex="http://schemas.microsoft.com/office/word/2018/wordml/cex" xmlns:w16cid="http://schemas.microsoft.com/office/word/2016/wordml/cid" xmlns:w16="http://schemas.microsoft.com/office/word/2018/wordml" xmlns:w16du="http://schemas.microsoft.com/office/word/2023/wordml/word16du" xmlns:w16sdtdh="http://schemas.microsoft.com/office/word/2020/wordml/sdtdatahash" xmlns:w16sdtfl="http://schemas.microsoft.com/office/word/2024/wordml/sdtformatlock" xmlns:w16se="http://schemas.microsoft.com/office/word/2015/wordml/symex" xmlns:wpg="http://schemas.microsoft.com/office/word/2010/wordprocessingGroup" xmlns:wpi="http://schemas.microsoft.com/office/word/2010/wordprocessingInk" xmlns:wne="http://schemas.microsoft.com/office/word/2006/wordml" xmlns:wps="http://schemas.microsoft.com/office/word/2010/wordprocessingShape" mc:Ignorable="w14 w15 w16se w16cid w16 w16cex w16sdtdh w16sdtfl w16du wp14">
   <w:body>
     <w:p>
       <w:pPr>
         <w:pStyle w:val="Heading1"/>
       </w:pPr>
+      <w:bookmarkStart w:id="0" w:name="OLE_LINK1"/>
       <w:r>
         <w:t>MESH LOADER (Load DAE, GLB, GLTF</w:t>
       </w:r>
@@ -36,16 +37,9 @@
       <w:r>
         <w:t xml:space="preserve">The Mesh Loader lets you take a 3D model file from your computer - a DAE (Collada), GLB, or GLTF file - and drop it directly into a region on your grid, at a chosen spot, without going through the normal in-world upload process. DreamGrid converts the model into an OAR (OpenSim Archive) file behind the scenes and loads that OAR straight into the region you pick </w:t>
       </w:r>
-      <w:del w:id="0" w:author="Fred Beckhusen" w:date="2026-08-18T15:53:00Z" w16du:dateUtc="2026-08-18T20:53:00Z">
-        <w:r>
-          <w:delText>non destructively</w:delText>
-        </w:r>
-      </w:del>
-      <w:ins w:id="1" w:author="Fred Beckhusen" w:date="2026-08-18T15:53:00Z" w16du:dateUtc="2026-08-18T20:53:00Z">
-        <w:r>
-          <w:t>nondestructively</w:t>
-        </w:r>
-      </w:ins>
+      <w:r>
+        <w:t>nondestructively</w:t>
+      </w:r>
       <w:r>
         <w:t>.</w:t>
       </w:r>
@@ -54,16 +48,9 @@
       <w:r>
         <w:t xml:space="preserve">You do not need the model to already be rezzed anywhere, and you do not need to be logged in as an avatar to use it - although you CAN target </w:t>
       </w:r>
-      <w:del w:id="2" w:author="Fred Beckhusen" w:date="2026-08-18T15:50:00Z" w16du:dateUtc="2026-08-18T20:50:00Z">
-        <w:r>
-          <w:delText>theloader</w:delText>
-        </w:r>
-      </w:del>
-      <w:ins w:id="3" w:author="Fred Beckhusen" w:date="2026-08-18T15:50:00Z" w16du:dateUtc="2026-08-18T20:50:00Z">
-        <w:r>
-          <w:t>the loader</w:t>
-        </w:r>
-      </w:ins>
+      <w:r>
+        <w:t>the loader</w:t>
+      </w:r>
       <w:r>
         <w:t xml:space="preserve"> at wherever an avatar is currently standing and looking, which is the fastest way to place something exactly where you want it.</w:t>
       </w:r>
@@ -80,10 +67,18 @@
     </w:p>
     <w:p>
       <w:r>
-        <w:t xml:space="preserve">  - .gltf  (</w:t>
+        <w:t xml:space="preserve">  - .</w:t>
       </w:r>
       <w:proofErr w:type="spellStart"/>
       <w:r>
+        <w:t>gltf</w:t>
+      </w:r>
+      <w:proofErr w:type="spellEnd"/>
+      <w:r>
+        <w:t xml:space="preserve">  (</w:t>
+      </w:r>
+      <w:proofErr w:type="spellStart"/>
+      <w:r>
         <w:t>glTF</w:t>
       </w:r>
       <w:proofErr w:type="spellEnd"/>
@@ -93,10 +88,18 @@
     </w:p>
     <w:p>
       <w:r>
-        <w:t xml:space="preserve">  - .glb   (</w:t>
+        <w:t xml:space="preserve">  - .</w:t>
       </w:r>
       <w:proofErr w:type="spellStart"/>
       <w:r>
+        <w:t>glb</w:t>
+      </w:r>
+      <w:proofErr w:type="spellEnd"/>
+      <w:r>
+        <w:t xml:space="preserve">   (</w:t>
+      </w:r>
+      <w:proofErr w:type="spellStart"/>
+      <w:r>
         <w:t>glTF</w:t>
       </w:r>
       <w:proofErr w:type="spellEnd"/>
@@ -123,1471 +126,672 @@
       </w:r>
     </w:p>
     <w:p>
-      <w:ins w:id="4" w:author="Fred Beckhusen" w:date="2026-08-18T15:58:00Z" w16du:dateUtc="2026-08-18T20:58:00Z">
-        <w:r>
-          <w:rPr>
-            <w:noProof/>
-          </w:rPr>
-          <w:drawing>
-            <wp:inline distT="0" distB="0" distL="0" distR="0" wp14:anchorId="29F28AA3" wp14:editId="58BD496F">
-              <wp:extent cx="2924583" cy="2924583"/>
-              <wp:effectExtent l="0" t="0" r="9525" b="9525"/>
-              <wp:docPr id="2066421142" name="Picture 1"/>
-              <wp:cNvGraphicFramePr>
-                <a:graphicFrameLocks xmlns:a="http://schemas.openxmlformats.org/drawingml/2006/main" noChangeAspect="1"/>
-              </wp:cNvGraphicFramePr>
-              <a:graphic xmlns:a="http://schemas.openxmlformats.org/drawingml/2006/main">
-                <a:graphicData uri="http://schemas.openxmlformats.org/drawingml/2006/picture">
-                  <pic:pic xmlns:pic="http://schemas.openxmlformats.org/drawingml/2006/picture">
-                    <pic:nvPicPr>
-                      <pic:cNvPr id="2066421142" name=""/>
-                      <pic:cNvPicPr/>
-                    </pic:nvPicPr>
-                    <pic:blipFill>
-                      <a:blip r:embed="rId5"/>
-                      <a:stretch>
-                        <a:fillRect/>
-                      </a:stretch>
-                    </pic:blipFill>
-                    <pic:spPr>
-                      <a:xfrm>
-                        <a:off x="0" y="0"/>
-                        <a:ext cx="2924583" cy="2924583"/>
-                      </a:xfrm>
-                      <a:prstGeom prst="rect">
-                        <a:avLst/>
-                      </a:prstGeom>
-                    </pic:spPr>
-                  </pic:pic>
-                </a:graphicData>
-              </a:graphic>
-            </wp:inline>
-          </w:drawing>
-        </w:r>
-      </w:ins>
+      <w:r>
+        <w:rPr>
+          <w:noProof/>
+        </w:rPr>
+        <w:drawing>
+          <wp:inline distT="0" distB="0" distL="0" distR="0" wp14:anchorId="29F28AA3" wp14:editId="58BD496F">
+            <wp:extent cx="2924583" cy="2924583"/>
+            <wp:effectExtent l="0" t="0" r="9525" b="9525"/>
+            <wp:docPr id="2066421142" name="Picture 1"/>
+            <wp:cNvGraphicFramePr>
+              <a:graphicFrameLocks xmlns:a="http://schemas.openxmlformats.org/drawingml/2006/main" noChangeAspect="1"/>
+            </wp:cNvGraphicFramePr>
+            <a:graphic xmlns:a="http://schemas.openxmlformats.org/drawingml/2006/main">
+              <a:graphicData uri="http://schemas.openxmlformats.org/drawingml/2006/picture">
+                <pic:pic xmlns:pic="http://schemas.openxmlformats.org/drawingml/2006/picture">
+                  <pic:nvPicPr>
+                    <pic:cNvPr id="2066421142" name=""/>
+                    <pic:cNvPicPr/>
+                  </pic:nvPicPr>
+                  <pic:blipFill>
+                    <a:blip r:embed="rId5"/>
+                    <a:stretch>
+                      <a:fillRect/>
+                    </a:stretch>
+                  </pic:blipFill>
+                  <pic:spPr>
+                    <a:xfrm>
+                      <a:off x="0" y="0"/>
+                      <a:ext cx="2924583" cy="2924583"/>
+                    </a:xfrm>
+                    <a:prstGeom prst="rect">
+                      <a:avLst/>
+                    </a:prstGeom>
+                  </pic:spPr>
+                </pic:pic>
+              </a:graphicData>
+            </a:graphic>
+          </wp:inline>
+        </w:drawing>
+      </w:r>
     </w:p>
     <w:p/>
     <w:p>
       <w:pPr>
         <w:pStyle w:val="Heading2"/>
+      </w:pPr>
+      <w:r>
+        <w:lastRenderedPageBreak/>
+        <w:t>STEP-BY-STEP: LOADING A MESH</w:t>
+      </w:r>
+    </w:p>
+    <w:p>
+      <w:r>
+        <w:t>1. OPEN THE LOADER</w:t>
+      </w:r>
+    </w:p>
+    <w:p>
+      <w:r>
+        <w:t xml:space="preserve">   From the main DreamGrid window: Content menu -&gt; "Load DAE, GLB,   GLTF". The Mesh Loader window opens.</w:t>
+      </w:r>
+    </w:p>
+    <w:p>
+      <w:r>
+        <w:t>2. CHOOSE YOUR MESH FILE</w:t>
+      </w:r>
+    </w:p>
+    <w:p>
+      <w:r>
+        <w:t>Click "Browse..." and pick a .dae, .glb, or .gltf file, OR type/ paste a full file path directly into the "Source model" box.</w:t>
+      </w:r>
+    </w:p>
+    <w:p>
+      <w:r>
         <w:rPr>
-          <w:del w:id="5" w:author="Fred Beckhusen" w:date="2026-08-18T15:59:00Z" w16du:dateUtc="2026-08-18T20:59:00Z"/>
+          <w:noProof/>
         </w:rPr>
-      </w:pPr>
-      <w:del w:id="6" w:author="Fred Beckhusen" w:date="2026-08-18T15:59:00Z" w16du:dateUtc="2026-08-18T20:59:00Z">
-        <w:r>
-          <w:lastRenderedPageBreak/>
-          <w:delText>THE 16-BIT VERTEX LIMIT - WHY IT MATTERS</w:delText>
-        </w:r>
-      </w:del>
-    </w:p>
-    <w:p>
-      <w:pPr>
+        <w:drawing>
+          <wp:inline distT="0" distB="0" distL="0" distR="0" wp14:anchorId="0404DBD1" wp14:editId="4971A2A3">
+            <wp:extent cx="4744112" cy="1381318"/>
+            <wp:effectExtent l="0" t="0" r="0" b="9525"/>
+            <wp:docPr id="304324097" name="Picture 1"/>
+            <wp:cNvGraphicFramePr>
+              <a:graphicFrameLocks xmlns:a="http://schemas.openxmlformats.org/drawingml/2006/main" noChangeAspect="1"/>
+            </wp:cNvGraphicFramePr>
+            <a:graphic xmlns:a="http://schemas.openxmlformats.org/drawingml/2006/main">
+              <a:graphicData uri="http://schemas.openxmlformats.org/drawingml/2006/picture">
+                <pic:pic xmlns:pic="http://schemas.openxmlformats.org/drawingml/2006/picture">
+                  <pic:nvPicPr>
+                    <pic:cNvPr id="304324097" name=""/>
+                    <pic:cNvPicPr/>
+                  </pic:nvPicPr>
+                  <pic:blipFill>
+                    <a:blip r:embed="rId6"/>
+                    <a:stretch>
+                      <a:fillRect/>
+                    </a:stretch>
+                  </pic:blipFill>
+                  <pic:spPr>
+                    <a:xfrm>
+                      <a:off x="0" y="0"/>
+                      <a:ext cx="4744112" cy="1381318"/>
+                    </a:xfrm>
+                    <a:prstGeom prst="rect">
+                      <a:avLst/>
+                    </a:prstGeom>
+                  </pic:spPr>
+                </pic:pic>
+              </a:graphicData>
+            </a:graphic>
+          </wp:inline>
+        </w:drawing>
+      </w:r>
+    </w:p>
+    <w:p>
+      <w:r>
+        <w:t>3. VERIFY IT IN THE PREVIEW WINDOW</w:t>
+      </w:r>
+    </w:p>
+    <w:p>
+      <w:r>
+        <w:t xml:space="preserve"> As soon as you pick a .glb or .gltf file, it automatically appears  in the small 3D preview panel on the left side of the window – you   can rotate/orbit it with your mouse to check it looks right before    committing to a build. (.dae files do not auto-preview in this  panel - the format isn't supported by the embedded viewer.)</w:t>
+      </w:r>
+    </w:p>
+    <w:p>
+      <w:r>
         <w:rPr>
-          <w:del w:id="7" w:author="Fred Beckhusen" w:date="2026-08-18T15:59:00Z" w16du:dateUtc="2026-08-18T20:59:00Z"/>
+          <w:noProof/>
         </w:rPr>
-      </w:pPr>
-      <w:del w:id="8" w:author="Fred Beckhusen" w:date="2026-08-18T15:50:00Z" w16du:dateUtc="2026-08-18T20:50:00Z">
-        <w:r>
-          <w:delText>OpenSim's</w:delText>
-        </w:r>
-      </w:del>
-      <w:del w:id="9" w:author="Fred Beckhusen" w:date="2026-08-18T15:59:00Z" w16du:dateUtc="2026-08-18T20:59:00Z">
-        <w:r>
-          <w:delText xml:space="preserve"> mesh format stores triangle indices as 16-bit numbers. That means each individual primitive/material section of your model can </w:delText>
-        </w:r>
-      </w:del>
-      <w:del w:id="10" w:author="Fred Beckhusen" w:date="2026-08-18T15:52:00Z" w16du:dateUtc="2026-08-18T20:52:00Z">
-        <w:r>
-          <w:delText>contain</w:delText>
-        </w:r>
-      </w:del>
-      <w:del w:id="11" w:author="Fred Beckhusen" w:date="2026-08-18T15:59:00Z" w16du:dateUtc="2026-08-18T20:59:00Z">
-        <w:r>
-          <w:delText xml:space="preserve"> AT MOST 65,535 vertices. This is a hard limit built into the mesh format itself, not something DreamGrid can raise.</w:delText>
-        </w:r>
-      </w:del>
-    </w:p>
-    <w:p>
-      <w:pPr>
+        <w:drawing>
+          <wp:inline distT="0" distB="0" distL="0" distR="0" wp14:anchorId="452A796C" wp14:editId="0981081E">
+            <wp:extent cx="2372056" cy="2686425"/>
+            <wp:effectExtent l="0" t="0" r="9525" b="0"/>
+            <wp:docPr id="1659067030" name="Picture 1"/>
+            <wp:cNvGraphicFramePr>
+              <a:graphicFrameLocks xmlns:a="http://schemas.openxmlformats.org/drawingml/2006/main" noChangeAspect="1"/>
+            </wp:cNvGraphicFramePr>
+            <a:graphic xmlns:a="http://schemas.openxmlformats.org/drawingml/2006/main">
+              <a:graphicData uri="http://schemas.openxmlformats.org/drawingml/2006/picture">
+                <pic:pic xmlns:pic="http://schemas.openxmlformats.org/drawingml/2006/picture">
+                  <pic:nvPicPr>
+                    <pic:cNvPr id="1659067030" name=""/>
+                    <pic:cNvPicPr/>
+                  </pic:nvPicPr>
+                  <pic:blipFill>
+                    <a:blip r:embed="rId7"/>
+                    <a:stretch>
+                      <a:fillRect/>
+                    </a:stretch>
+                  </pic:blipFill>
+                  <pic:spPr>
+                    <a:xfrm>
+                      <a:off x="0" y="0"/>
+                      <a:ext cx="2372056" cy="2686425"/>
+                    </a:xfrm>
+                    <a:prstGeom prst="rect">
+                      <a:avLst/>
+                    </a:prstGeom>
+                  </pic:spPr>
+                </pic:pic>
+              </a:graphicData>
+            </a:graphic>
+          </wp:inline>
+        </w:drawing>
+      </w:r>
+    </w:p>
+    <w:p>
+      <w:r>
+        <w:t xml:space="preserve"> For a closer look, click "Preview..." to open the file in the   separate, full GltfViewer tool window (a more complete standalone  viewer). This also works for .dae files, unlike the embedded panel.</w:t>
+      </w:r>
+    </w:p>
+    <w:p>
+      <w:r>
+        <w:t xml:space="preserve"> Always check the preview before building - it's the easiest way to   catch a wrong file, a missing texture, or an </w:t>
+      </w:r>
+      <w:r>
+        <w:t>oddly scaled</w:t>
+      </w:r>
+      <w:r>
+        <w:t xml:space="preserve"> model    before spending time on a full build.</w:t>
+      </w:r>
+    </w:p>
+    <w:p>
+      <w:r>
+        <w:br w:type="page"/>
+      </w:r>
+    </w:p>
+    <w:p>
+      <w:r>
+        <w:lastRenderedPageBreak/>
+        <w:t>4. CHOOSE WHERE TO PLACE IT</w:t>
+      </w:r>
+    </w:p>
+    <w:p>
+      <w:r>
+        <w:t xml:space="preserve">   You have two ways to set the destination - pick ONE:</w:t>
+      </w:r>
+    </w:p>
+    <w:p>
+      <w:pPr>
+        <w:pStyle w:val="Heading3"/>
+      </w:pPr>
+      <w:r>
+        <w:t xml:space="preserve">   OPTION A - Region + X/Y/Z coordinates</w:t>
+      </w:r>
+    </w:p>
+    <w:p>
+      <w:pPr>
+        <w:ind w:left="450" w:hanging="270"/>
+      </w:pPr>
+      <w:r>
+        <w:t xml:space="preserve">     - Click into the "Target Region" box and choose a region from the    list (only </w:t>
+      </w:r>
+      <w:r>
+        <w:t>currently booted</w:t>
+      </w:r>
+      <w:r>
+        <w:t>/running regions are offered).</w:t>
+      </w:r>
+    </w:p>
+    <w:p>
+      <w:pPr>
+        <w:ind w:left="450" w:hanging="270"/>
+      </w:pPr>
+      <w:r>
+        <w:t xml:space="preserve">     - Type the X, Y, and Z coordinates where you want the model to   land (defaults to the region's approximate center/128,128,30).</w:t>
+      </w:r>
+    </w:p>
+    <w:p>
+      <w:pPr>
+        <w:ind w:left="450" w:hanging="270"/>
+      </w:pPr>
+      <w:r>
+        <w:t xml:space="preserve">     - A small map preview updates to show a red dot marking where in    the region the model will be placed, so you can sanity-check   the position visually.</w:t>
+      </w:r>
+    </w:p>
+    <w:p>
+      <w:pPr>
+        <w:pStyle w:val="Heading3"/>
+      </w:pPr>
+      <w:r>
+        <w:t xml:space="preserve">   OPTION B - Type an avatar's name </w:t>
+      </w:r>
+      <w:r>
+        <w:t>instead.</w:t>
+      </w:r>
+    </w:p>
+    <w:p>
+      <w:pPr>
+        <w:ind w:left="450" w:hanging="270"/>
+      </w:pPr>
+      <w:r>
+        <w:t xml:space="preserve">     - Type the name of an avatar who is CURRENTLY ONLINE and logged    into a booted region into the "Avatar Name" box (an    autocomplete dropdown will suggest names of avatars who are    online right now, across every booted region).</w:t>
+      </w:r>
+    </w:p>
+    <w:p>
+      <w:pPr>
+        <w:ind w:left="450" w:hanging="270"/>
+      </w:pPr>
+      <w:r>
+        <w:t xml:space="preserve">     - As soon as you tab or click away from the field, DreamGrid    searches every booted region for that avatar and, if found,  automatically fills in the Target Region and X/Y/Z fields for  you - positioned about 2 meters out in front of the avatar,   along the direction they are currently looking (their "gaze"),  at roughly their eye/chest height. This lets you place an object right where an avatar is looking without having to know   or type exact coordinates yourself.</w:t>
+      </w:r>
+    </w:p>
+    <w:p>
+      <w:pPr>
+        <w:ind w:left="450" w:hanging="270"/>
+      </w:pPr>
+      <w:r>
+        <w:t xml:space="preserve">     - If the avatar isn't found online in any booted region, you'll     get a message saying so, and the loader falls back to whatever   region/X/Y/Z is currently typed in those fields instead.</w:t>
+      </w:r>
+    </w:p>
+    <w:p>
+      <w:r>
+        <w:t>5. CLICK "</w:t>
+      </w:r>
+      <w:proofErr w:type="gramStart"/>
+      <w:r>
+        <w:t>BUILD &amp;&amp;</w:t>
+      </w:r>
+      <w:proofErr w:type="gramEnd"/>
+      <w:r>
+        <w:t xml:space="preserve"> LOAD"</w:t>
+      </w:r>
+    </w:p>
+    <w:p>
+      <w:pPr>
+        <w:ind w:left="450" w:hanging="450"/>
+      </w:pPr>
+      <w:r>
+        <w:t xml:space="preserve">   This does two things in sequence:</w:t>
+      </w:r>
+    </w:p>
+    <w:p>
+      <w:pPr>
+        <w:ind w:left="450" w:hanging="450"/>
+      </w:pPr>
+      <w:r>
+        <w:t xml:space="preserve">     a. Builds a native OAR file from your source mesh (saved under OutworldzFiles\OAR), including its materials/textures.</w:t>
+      </w:r>
+    </w:p>
+    <w:p>
+      <w:pPr>
+        <w:ind w:left="450" w:hanging="450"/>
+      </w:pPr>
+      <w:r>
+        <w:t xml:space="preserve">     b. Loads that OAR into the target region at the position you </w:t>
+      </w:r>
+      <w:r>
+        <w:t>set.</w:t>
+      </w:r>
+    </w:p>
+    <w:p>
+      <w:pPr>
+        <w:ind w:left="450"/>
+      </w:pPr>
+      <w:r>
         <w:rPr>
-          <w:del w:id="12" w:author="Fred Beckhusen" w:date="2026-08-18T15:59:00Z" w16du:dateUtc="2026-08-18T20:59:00Z"/>
+          <w:noProof/>
         </w:rPr>
-      </w:pPr>
-      <w:del w:id="13" w:author="Fred Beckhusen" w:date="2026-08-18T15:59:00Z" w16du:dateUtc="2026-08-18T20:59:00Z">
-        <w:r>
-          <w:delText>If a single material section of your model has more than 65,535 vertices, the Mesh Loader will refuse to build the OAR and will report an error naming the offending mesh part rather than silently producing corrupted geometry (an earlier version of the underlying library would let the index numbers "wrap around," which turns dense meshes like a high-poly chessboard into a collapsed, garbled wedge of triangles – the loader deliberately catches this instead of allowing it).</w:delText>
-        </w:r>
-      </w:del>
-    </w:p>
-    <w:p>
-      <w:pPr>
+        <w:drawing>
+          <wp:inline distT="0" distB="0" distL="0" distR="0" wp14:anchorId="6FC9B792" wp14:editId="28944C95">
+            <wp:extent cx="2734057" cy="295316"/>
+            <wp:effectExtent l="0" t="0" r="9525" b="9525"/>
+            <wp:docPr id="300134175" name="Picture 1"/>
+            <wp:cNvGraphicFramePr>
+              <a:graphicFrameLocks xmlns:a="http://schemas.openxmlformats.org/drawingml/2006/main" noChangeAspect="1"/>
+            </wp:cNvGraphicFramePr>
+            <a:graphic xmlns:a="http://schemas.openxmlformats.org/drawingml/2006/main">
+              <a:graphicData uri="http://schemas.openxmlformats.org/drawingml/2006/picture">
+                <pic:pic xmlns:pic="http://schemas.openxmlformats.org/drawingml/2006/picture">
+                  <pic:nvPicPr>
+                    <pic:cNvPr id="300134175" name=""/>
+                    <pic:cNvPicPr/>
+                  </pic:nvPicPr>
+                  <pic:blipFill>
+                    <a:blip r:embed="rId8"/>
+                    <a:stretch>
+                      <a:fillRect/>
+                    </a:stretch>
+                  </pic:blipFill>
+                  <pic:spPr>
+                    <a:xfrm>
+                      <a:off x="0" y="0"/>
+                      <a:ext cx="2734057" cy="295316"/>
+                    </a:xfrm>
+                    <a:prstGeom prst="rect">
+                      <a:avLst/>
+                    </a:prstGeom>
+                  </pic:spPr>
+                </pic:pic>
+              </a:graphicData>
+            </a:graphic>
+          </wp:inline>
+        </w:drawing>
+      </w:r>
+    </w:p>
+    <w:p>
+      <w:r>
+        <w:t xml:space="preserve">   There is also a "Process entire folder (one mesh at a time)"   checkbox - see the FOLDER BATCH MODE section below if you want to load multiple files in one go instead of a single file.</w:t>
+      </w:r>
+    </w:p>
+    <w:p>
+      <w:r>
+        <w:t xml:space="preserve"> Progress and any warnings/errors (vertex counts, triangle counts,   material extraction, etc.) are streamed live into the Status box  at the bottom of the window as </w:t>
+      </w:r>
+      <w:r>
+        <w:t xml:space="preserve">it </w:t>
+      </w:r>
+      <w:r>
+        <w:t>runs. Watch this box – a   65,535-vertex overflow or other build failure will be reported here</w:t>
+      </w:r>
+      <w:r>
+        <w:t xml:space="preserve"> </w:t>
+      </w:r>
+      <w:r>
+        <w:t>with the name of the specific mesh part that caused it.</w:t>
+      </w:r>
+    </w:p>
+    <w:p>
+      <w:r>
+        <w:t xml:space="preserve"> The button is disabled while a build is running; wait for it to  finish (or fail) before starting another one.</w:t>
+      </w:r>
+    </w:p>
+    <w:p>
+      <w:pPr>
+        <w:pStyle w:val="Heading2"/>
+      </w:pPr>
+      <w:r>
+        <w:lastRenderedPageBreak/>
+        <w:t>FOLDER BATCH MODE (OPTIONAL)</w:t>
+      </w:r>
+    </w:p>
+    <w:p>
+      <w:r>
+        <w:t>If you check "Process entire folder (one mesh at a time)", the Browse button switches to picking a FOLDER instead of a single file. Clicking "Build &amp;&amp; Load" then scans that folder (and all subfolders) for every .dae/.gltf/.glb file it can find, and builds + loads them ONE AT A TIME, in alphabetical order, each into its own OAR.</w:t>
+      </w:r>
+    </w:p>
+    <w:p>
+      <w:r>
         <w:rPr>
-          <w:del w:id="14" w:author="Fred Beckhusen" w:date="2026-08-18T15:58:00Z" w16du:dateUtc="2026-08-18T20:58:00Z"/>
+          <w:noProof/>
         </w:rPr>
-      </w:pPr>
-      <w:del w:id="15" w:author="Fred Beckhusen" w:date="2026-08-18T15:59:00Z" w16du:dateUtc="2026-08-18T20:59:00Z">
-        <w:r>
-          <w:delText xml:space="preserve">If you hit this limit, go back into your modeling tool and split the offending surface into smaller pieces (more materials), then re-export. You can use a decimate modifier in Blender or convert the triangle </w:delText>
-        </w:r>
-      </w:del>
-      <w:del w:id="16" w:author="Fred Beckhusen" w:date="2026-08-18T15:52:00Z" w16du:dateUtc="2026-08-18T20:52:00Z">
-        <w:r>
-          <w:delText>matrix  into</w:delText>
-        </w:r>
-      </w:del>
-      <w:del w:id="17" w:author="Fred Beckhusen" w:date="2026-08-18T15:59:00Z" w16du:dateUtc="2026-08-18T20:59:00Z">
-        <w:r>
-          <w:delText xml:space="preserve"> something simpler in Mesh Cleanup.</w:delText>
-        </w:r>
-      </w:del>
-    </w:p>
-    <w:p>
-      <w:pPr>
-        <w:rPr>
-          <w:del w:id="18" w:author="Fred Beckhusen" w:date="2026-08-18T15:59:00Z" w16du:dateUtc="2026-08-18T20:59:00Z"/>
-        </w:rPr>
-      </w:pPr>
-    </w:p>
-    <w:p>
-      <w:pPr>
-        <w:rPr>
-          <w:del w:id="19" w:author="Fred Beckhusen" w:date="2026-08-18T15:59:00Z" w16du:dateUtc="2026-08-18T20:59:00Z"/>
-        </w:rPr>
-      </w:pPr>
-      <w:del w:id="20" w:author="Fred Beckhusen" w:date="2026-08-18T15:59:00Z" w16du:dateUtc="2026-08-18T20:59:00Z">
-        <w:r>
-          <w:delText>There is also a SOFT/recommended guideline, not a hard limit: keep each material to no more than about 21,844 triangles. Why that number - 21,844 triangles x 8 materials = 174,752 triangles, which lines up with OpenSim/Second Life's own mesh-upload guidance of spreading a complex surface across up to 8 materials rather than one enormous one. Going over the 21,844-triangle guideline on a single material won't stop the build, but it can produce visible holes or missing geometry once a model's geometry gets highly interspersed across many materials, so the loader will log a warning (not an error) if you exceed it.</w:delText>
-        </w:r>
-      </w:del>
-    </w:p>
-    <w:p>
-      <w:pPr>
-        <w:rPr>
-          <w:del w:id="21" w:author="Fred Beckhusen" w:date="2026-08-18T15:59:00Z" w16du:dateUtc="2026-08-18T20:59:00Z"/>
-        </w:rPr>
-      </w:pPr>
-      <w:del w:id="22" w:author="Fred Beckhusen" w:date="2026-08-18T15:59:00Z" w16du:dateUtc="2026-08-18T20:59:00Z">
-        <w:r>
-          <w:delText>In short:</w:delText>
-        </w:r>
-      </w:del>
-    </w:p>
-    <w:p>
-      <w:pPr>
-        <w:rPr>
-          <w:del w:id="23" w:author="Fred Beckhusen" w:date="2026-08-18T15:59:00Z" w16du:dateUtc="2026-08-18T20:59:00Z"/>
-        </w:rPr>
-      </w:pPr>
-      <w:del w:id="24" w:author="Fred Beckhusen" w:date="2026-08-18T15:59:00Z" w16du:dateUtc="2026-08-18T20:59:00Z">
-        <w:r>
-          <w:delText xml:space="preserve">  - Hard limit:      65,535 vertices per material/primitive - build fails.</w:delText>
-        </w:r>
-      </w:del>
-    </w:p>
-    <w:p>
-      <w:pPr>
-        <w:rPr>
-          <w:del w:id="25" w:author="Fred Beckhusen" w:date="2026-08-18T15:59:00Z" w16du:dateUtc="2026-08-18T20:59:00Z"/>
-        </w:rPr>
-      </w:pPr>
-      <w:del w:id="26" w:author="Fred Beckhusen" w:date="2026-08-18T15:59:00Z" w16du:dateUtc="2026-08-18T20:59:00Z">
-        <w:r>
-          <w:delText xml:space="preserve">  - Soft guideline:  ~21,844 triangles per material - warning only.</w:delText>
-        </w:r>
-      </w:del>
-    </w:p>
-    <w:p>
-      <w:pPr>
-        <w:rPr>
-          <w:del w:id="27" w:author="Fred Beckhusen" w:date="2026-08-18T15:59:00Z" w16du:dateUtc="2026-08-18T20:59:00Z"/>
-        </w:rPr>
-      </w:pPr>
-      <w:del w:id="28" w:author="Fred Beckhusen" w:date="2026-08-18T15:59:00Z" w16du:dateUtc="2026-08-18T20:59:00Z">
-        <w:r>
-          <w:delText xml:space="preserve">  - Practical target: split detailed models across up to 8 materials so    each one stays comfortably under both numbers.</w:delText>
-        </w:r>
-      </w:del>
+        <w:drawing>
+          <wp:inline distT="0" distB="0" distL="0" distR="0" wp14:anchorId="21536A3B" wp14:editId="181F1142">
+            <wp:extent cx="2734057" cy="295316"/>
+            <wp:effectExtent l="0" t="0" r="9525" b="9525"/>
+            <wp:docPr id="380390061" name="Picture 1"/>
+            <wp:cNvGraphicFramePr>
+              <a:graphicFrameLocks xmlns:a="http://schemas.openxmlformats.org/drawingml/2006/main" noChangeAspect="1"/>
+            </wp:cNvGraphicFramePr>
+            <a:graphic xmlns:a="http://schemas.openxmlformats.org/drawingml/2006/main">
+              <a:graphicData uri="http://schemas.openxmlformats.org/drawingml/2006/picture">
+                <pic:pic xmlns:pic="http://schemas.openxmlformats.org/drawingml/2006/picture">
+                  <pic:nvPicPr>
+                    <pic:cNvPr id="380390061" name=""/>
+                    <pic:cNvPicPr/>
+                  </pic:nvPicPr>
+                  <pic:blipFill>
+                    <a:blip r:embed="rId8"/>
+                    <a:stretch>
+                      <a:fillRect/>
+                    </a:stretch>
+                  </pic:blipFill>
+                  <pic:spPr>
+                    <a:xfrm>
+                      <a:off x="0" y="0"/>
+                      <a:ext cx="2734057" cy="295316"/>
+                    </a:xfrm>
+                    <a:prstGeom prst="rect">
+                      <a:avLst/>
+                    </a:prstGeom>
+                  </pic:spPr>
+                </pic:pic>
+              </a:graphicData>
+            </a:graphic>
+          </wp:inline>
+        </w:drawing>
+      </w:r>
+    </w:p>
+    <w:p>
+      <w:r>
+        <w:t xml:space="preserve">Each successive mesh in the batch is placed 1 meter further along Y than the </w:t>
+      </w:r>
+      <w:r>
+        <w:t>earlier</w:t>
+      </w:r>
+      <w:r>
+        <w:t xml:space="preserve"> one, so they don't stack on top of each other. The loader waits for each mesh's OAR to finish loading into the </w:t>
+      </w:r>
+      <w:r>
+        <w:t>region.</w:t>
+      </w:r>
+    </w:p>
+    <w:p>
+      <w:r>
+        <w:t>B</w:t>
+      </w:r>
+      <w:r>
+        <w:t>efore starting the next one (up to a 2-minute timeout per mesh), and reports progress for each file in the Status box as it goes.</w:t>
+      </w:r>
+    </w:p>
+    <w:p>
+      <w:r>
+        <w:t xml:space="preserve">Note: in folder mode there is no single mesh to measure, so the avatar-gaze </w:t>
+      </w:r>
+      <w:r>
+        <w:t>height</w:t>
+      </w:r>
+      <w:r>
+        <w:t xml:space="preserve"> described above is skipped - only the X/Y start position and region are taken from the avatar/region fields.</w:t>
+      </w:r>
+      <w:r>
+        <w:t xml:space="preserve"> </w:t>
+      </w:r>
+      <w:r>
+        <w:t>T</w:t>
+      </w:r>
     </w:p>
     <w:p>
       <w:pPr>
         <w:pStyle w:val="Heading2"/>
-        <w:rPr>
-          <w:del w:id="29" w:author="Fred Beckhusen" w:date="2026-08-18T15:59:00Z" w16du:dateUtc="2026-08-18T20:59:00Z"/>
-        </w:rPr>
-      </w:pPr>
-      <w:del w:id="30" w:author="Fred Beckhusen" w:date="2026-08-18T15:59:00Z" w16du:dateUtc="2026-08-18T20:59:00Z">
-        <w:r>
-          <w:delText>DAE vs GLTF vs GLB - WHAT'S DIFFERENT</w:delText>
-        </w:r>
-      </w:del>
-    </w:p>
-    <w:p>
-      <w:pPr>
-        <w:rPr>
-          <w:del w:id="31" w:author="Fred Beckhusen" w:date="2026-08-18T15:59:00Z" w16du:dateUtc="2026-08-18T20:59:00Z"/>
-        </w:rPr>
-      </w:pPr>
-      <w:del w:id="32" w:author="Fred Beckhusen" w:date="2026-08-18T15:59:00Z" w16du:dateUtc="2026-08-18T20:59:00Z">
-        <w:r>
-          <w:delText>All three formats feed the same OAR-building pipeline and follow the same vertex/material rules above, but they are read by different code paths internally, and one feature is GLTF/GLB-only:</w:delText>
-        </w:r>
-      </w:del>
+      </w:pPr>
+      <w:r>
+        <w:t>THE 16-BIT VERTEX LIMIT - WHY IT MATTERS</w:t>
+      </w:r>
+    </w:p>
+    <w:p>
+      <w:r>
+        <w:t>Opensimulators’s mesh format stores triangle indices as 16-bit numbers. That means each individual primitive/material section of your model can have AT MOST 65,535 vertices. This is a hard limit built into the mesh format itself, not something DreamGrid can raise.</w:t>
+      </w:r>
+    </w:p>
+    <w:p>
+      <w:r>
+        <w:t>If a single material section of your model has more than 65,535 vertices, the Mesh Loader will refuse to build the OAR and will report an error naming the offending mesh part rather than silently producing corrupted geometry (an earlier version of the underlying library would let the index numbers "wrap around," which turns dense meshes like a high-poly chessboard into a collapsed, garbled wedge of triangles – the loader deliberately catches this instead of allowing it).</w:t>
+      </w:r>
+    </w:p>
+    <w:p>
+      <w:r>
+        <w:t>If you hit this limit, go back into your modeling tool and split the offending surface into smaller pieces (more materials), then re-export. You can use a decimate modifier in Blender or convert the triangle matrix into something simpler in Mesh Cleanup.</w:t>
+      </w:r>
+    </w:p>
+    <w:p>
+      <w:r>
+        <w:t xml:space="preserve">There is also a SOFT/recommended guideline, not a hard limit: keep each material to no more than about 21,844 triangles. Why that number - 21,844 triangles x 8 materials = 174,752 triangles, which lines up with OpenSim/Second Life's own mesh-upload guidance of spreading a complex surface across up to 8 materials rather than one enormous one. Going over the 21,844-triangle guideline on a single material won't stop the </w:t>
+      </w:r>
+      <w:proofErr w:type="gramStart"/>
+      <w:r>
+        <w:t>build</w:t>
+      </w:r>
+      <w:proofErr w:type="gramEnd"/>
+      <w:r>
+        <w:t>, but it can produce visible holes or missing geometry once a model's geometry gets highly interspersed across many materials, so the loader will log a warning (not an error) if you exceed it.</w:t>
+      </w:r>
+    </w:p>
+    <w:p>
+      <w:r>
+        <w:t>In short:</w:t>
+      </w:r>
+    </w:p>
+    <w:p>
+      <w:r>
+        <w:t xml:space="preserve">  - Hard limit:      65,535 vertices per material/primitive - build fails.</w:t>
+      </w:r>
+    </w:p>
+    <w:p>
+      <w:r>
+        <w:t xml:space="preserve">  - Soft guideline:  ~21,844 triangles per material - warning only.</w:t>
+      </w:r>
+    </w:p>
+    <w:p>
+      <w:r>
+        <w:t xml:space="preserve">  - Practical target: split detailed models across up to 8 materials so    each one stays comfortably under both numbers.</w:t>
+      </w:r>
+    </w:p>
+    <w:p>
+      <w:pPr>
+        <w:pStyle w:val="Heading2"/>
+      </w:pPr>
+      <w:r>
+        <w:lastRenderedPageBreak/>
+        <w:t>DAE vs GLTF vs GLB - WHAT'S DIFFERENT</w:t>
+      </w:r>
+    </w:p>
+    <w:p>
+      <w:r>
+        <w:t>All three formats feed the same OAR-building pipeline and follow the same vertex/material rules above, but they are read by different code paths internally, and one feature is GLTF/GLB-only:</w:t>
+      </w:r>
     </w:p>
     <w:p>
       <w:pPr>
         <w:pStyle w:val="Heading3"/>
-        <w:rPr>
-          <w:del w:id="33" w:author="Fred Beckhusen" w:date="2026-08-18T15:59:00Z" w16du:dateUtc="2026-08-18T20:59:00Z"/>
-        </w:rPr>
-      </w:pPr>
-      <w:del w:id="34" w:author="Fred Beckhusen" w:date="2026-08-18T15:59:00Z" w16du:dateUtc="2026-08-18T20:59:00Z">
-        <w:r>
-          <w:delText xml:space="preserve">  DAE (COLLADA)</w:delText>
-        </w:r>
-      </w:del>
-    </w:p>
-    <w:p>
-      <w:pPr>
-        <w:rPr>
-          <w:del w:id="35" w:author="Fred Beckhusen" w:date="2026-08-18T15:59:00Z" w16du:dateUtc="2026-08-18T20:59:00Z"/>
-        </w:rPr>
-      </w:pPr>
-      <w:del w:id="36" w:author="Fred Beckhusen" w:date="2026-08-18T15:59:00Z" w16du:dateUtc="2026-08-18T20:59:00Z">
-        <w:r>
-          <w:delText xml:space="preserve">    - Imported using a Collada/Lambert-Phong style material model </w:delText>
-        </w:r>
-      </w:del>
-      <w:del w:id="37" w:author="Fred Beckhusen" w:date="2026-08-18T15:52:00Z" w16du:dateUtc="2026-08-18T20:52:00Z">
-        <w:r>
-          <w:delText>with  diffuse</w:delText>
-        </w:r>
-      </w:del>
-      <w:del w:id="38" w:author="Fred Beckhusen" w:date="2026-08-18T15:59:00Z" w16du:dateUtc="2026-08-18T20:59:00Z">
-        <w:r>
-          <w:delText xml:space="preserve"> color/texture only.</w:delText>
-        </w:r>
-      </w:del>
-    </w:p>
-    <w:p>
-      <w:pPr>
-        <w:rPr>
-          <w:del w:id="39" w:author="Fred Beckhusen" w:date="2026-08-18T15:59:00Z" w16du:dateUtc="2026-08-18T20:59:00Z"/>
-        </w:rPr>
-      </w:pPr>
-      <w:del w:id="40" w:author="Fred Beckhusen" w:date="2026-08-18T15:59:00Z" w16du:dateUtc="2026-08-18T20:59:00Z">
-        <w:r>
-          <w:delText xml:space="preserve">    - No PBR (</w:delText>
-        </w:r>
-      </w:del>
-      <w:del w:id="41" w:author="Fred Beckhusen" w:date="2026-08-18T15:52:00Z" w16du:dateUtc="2026-08-18T20:52:00Z">
-        <w:r>
-          <w:delText>physically-based</w:delText>
-        </w:r>
-      </w:del>
-      <w:del w:id="42" w:author="Fred Beckhusen" w:date="2026-08-18T15:59:00Z" w16du:dateUtc="2026-08-18T20:59:00Z">
-        <w:r>
-          <w:delText xml:space="preserve"> rendering) material data exists in a DAE   file at all - no normal maps, metallic/roughness, occlusion, </w:delText>
-        </w:r>
-      </w:del>
-      <w:del w:id="43" w:author="Fred Beckhusen" w:date="2026-08-18T15:52:00Z" w16du:dateUtc="2026-08-18T20:52:00Z">
-        <w:r>
-          <w:delText>or  emissive</w:delText>
-        </w:r>
-      </w:del>
-      <w:del w:id="44" w:author="Fred Beckhusen" w:date="2026-08-18T15:59:00Z" w16du:dateUtc="2026-08-18T20:59:00Z">
-        <w:r>
-          <w:delText xml:space="preserve"> channels are possible from this format</w:delText>
-        </w:r>
-      </w:del>
-      <w:del w:id="45" w:author="Fred Beckhusen" w:date="2026-08-18T15:53:00Z" w16du:dateUtc="2026-08-18T20:53:00Z">
-        <w:r>
-          <w:delText xml:space="preserve">.  </w:delText>
-        </w:r>
-      </w:del>
-      <w:del w:id="46" w:author="Fred Beckhusen" w:date="2026-08-18T15:59:00Z" w16du:dateUtc="2026-08-18T20:59:00Z">
-        <w:r>
-          <w:delText>You can load a Normal map o</w:delText>
-        </w:r>
-      </w:del>
-      <w:del w:id="47" w:author="Fred Beckhusen" w:date="2026-08-18T15:51:00Z" w16du:dateUtc="2026-08-18T20:51:00Z">
-        <w:r>
-          <w:delText>t</w:delText>
-        </w:r>
-      </w:del>
-      <w:del w:id="48" w:author="Fred Beckhusen" w:date="2026-08-18T15:59:00Z" w16du:dateUtc="2026-08-18T20:59:00Z">
-        <w:r>
-          <w:delText xml:space="preserve"> Gloss map in-world.</w:delText>
-        </w:r>
-      </w:del>
-    </w:p>
-    <w:p>
-      <w:pPr>
-        <w:rPr>
-          <w:del w:id="49" w:author="Fred Beckhusen" w:date="2026-08-18T15:59:00Z" w16du:dateUtc="2026-08-18T20:59:00Z"/>
-        </w:rPr>
-      </w:pPr>
-      <w:del w:id="50" w:author="Fred Beckhusen" w:date="2026-08-18T15:59:00Z" w16du:dateUtc="2026-08-18T20:59:00Z">
-        <w:r>
-          <w:delText xml:space="preserve">    - NOT supported by the embedded live preview panel or by the    Preview button's viewer (see below) - .dae files can still be   built and loaded, they just can't be visually previewed first.</w:delText>
-        </w:r>
-      </w:del>
-    </w:p>
-    <w:p>
-      <w:pPr>
-        <w:rPr>
-          <w:del w:id="51" w:author="Fred Beckhusen" w:date="2026-08-18T15:59:00Z" w16du:dateUtc="2026-08-18T20:59:00Z"/>
-        </w:rPr>
-      </w:pPr>
-      <w:del w:id="52" w:author="Fred Beckhusen" w:date="2026-08-18T15:59:00Z" w16du:dateUtc="2026-08-18T20:59:00Z">
-        <w:r>
-          <w:lastRenderedPageBreak/>
-          <w:delText xml:space="preserve">  GLTF (.gltf, JSON + side files) and GLB (.glb, single packed file)</w:delText>
-        </w:r>
-      </w:del>
-    </w:p>
-    <w:p>
-      <w:pPr>
-        <w:rPr>
-          <w:del w:id="53" w:author="Fred Beckhusen" w:date="2026-08-18T15:59:00Z" w16du:dateUtc="2026-08-18T20:59:00Z"/>
-        </w:rPr>
-      </w:pPr>
-      <w:del w:id="54" w:author="Fred Beckhusen" w:date="2026-08-18T15:59:00Z" w16du:dateUtc="2026-08-18T20:59:00Z">
-        <w:r>
-          <w:delText xml:space="preserve">    - Imported with full PBR material support: base color, normal map, metallic/roughness, occlusion, and emissive channels are all   read from the source file and carried into the built OAR.</w:delText>
-        </w:r>
-      </w:del>
-    </w:p>
-    <w:p>
-      <w:pPr>
-        <w:rPr>
-          <w:del w:id="55" w:author="Fred Beckhusen" w:date="2026-08-18T15:59:00Z" w16du:dateUtc="2026-08-18T20:59:00Z"/>
-        </w:rPr>
-      </w:pPr>
-      <w:del w:id="56" w:author="Fred Beckhusen" w:date="2026-08-18T15:59:00Z" w16du:dateUtc="2026-08-18T20:59:00Z">
-        <w:r>
-          <w:delText xml:space="preserve">    - A single node in a GLTF/GLB file can have multiple primitives   that use DIFFERENT materials (for example, a tire model with a       "Tireside" material and a separate "Tiretread" material on the   same node) - the loader extracts and preserves each primitive's  own material correctly rather than applying just one material to   the whole node.</w:delText>
-        </w:r>
-      </w:del>
-    </w:p>
-    <w:p>
-      <w:pPr>
-        <w:rPr>
-          <w:del w:id="57" w:author="Fred Beckhusen" w:date="2026-08-18T15:59:00Z" w16du:dateUtc="2026-08-18T20:59:00Z"/>
-        </w:rPr>
-      </w:pPr>
-      <w:del w:id="58" w:author="Fred Beckhusen" w:date="2026-08-18T15:59:00Z" w16du:dateUtc="2026-08-18T20:59:00Z">
-        <w:r>
-          <w:delText xml:space="preserve">    - Materials that are reused by reference across many parts of a  model (</w:delText>
-        </w:r>
-      </w:del>
-      <w:del w:id="59" w:author="Fred Beckhusen" w:date="2026-08-18T15:53:00Z" w16du:dateUtc="2026-08-18T20:53:00Z">
-        <w:r>
-          <w:delText>e.g.</w:delText>
-        </w:r>
-      </w:del>
-      <w:del w:id="60" w:author="Fred Beckhusen" w:date="2026-08-18T15:59:00Z" w16du:dateUtc="2026-08-18T20:59:00Z">
-        <w:r>
-          <w:delText xml:space="preserve"> the same lug-nut material used on eight identical   lug nuts) are only extracted and uploaded once and then reused,  not re-uploaded per occurrence.</w:delText>
-        </w:r>
-      </w:del>
-    </w:p>
-    <w:p>
-      <w:pPr>
-        <w:rPr>
-          <w:del w:id="61" w:author="Fred Beckhusen" w:date="2026-08-18T15:59:00Z" w16du:dateUtc="2026-08-18T20:59:00Z"/>
-        </w:rPr>
-      </w:pPr>
-      <w:del w:id="62" w:author="Fred Beckhusen" w:date="2026-08-18T15:59:00Z" w16du:dateUtc="2026-08-18T20:59:00Z">
-        <w:r>
-          <w:delText xml:space="preserve">    - Both .gltf and .glb CAN be shown in the live embedded 3D preview   panel inside the Mesh Loader window itself.</w:delText>
-        </w:r>
-      </w:del>
-    </w:p>
-    <w:p>
-      <w:pPr>
-        <w:rPr>
-          <w:del w:id="63" w:author="Fred Beckhusen" w:date="2026-08-18T15:59:00Z" w16du:dateUtc="2026-08-18T20:59:00Z"/>
-        </w:rPr>
-      </w:pPr>
-    </w:p>
-    <w:p>
-      <w:pPr>
-        <w:rPr>
-          <w:del w:id="64" w:author="Fred Beckhusen" w:date="2026-08-18T15:59:00Z" w16du:dateUtc="2026-08-18T20:59:00Z"/>
-        </w:rPr>
-      </w:pPr>
-      <w:del w:id="65" w:author="Fred Beckhusen" w:date="2026-08-18T15:59:00Z" w16du:dateUtc="2026-08-18T20:59:00Z">
-        <w:r>
-          <w:delText>Multi-part models (multiple linked prims) are supported from GLTF/GLB sources - the loader builds a real linkset out of all the model's nodes/primitives, not just a single prim.</w:delText>
-        </w:r>
-      </w:del>
+      </w:pPr>
+      <w:r>
+        <w:t xml:space="preserve">  DAE (COLLADA)</w:t>
+      </w:r>
+    </w:p>
+    <w:p>
+      <w:r>
+        <w:t xml:space="preserve">    - Imported using a Collada/Lambert-Phong style material model with diffuse color/texture only.</w:t>
+      </w:r>
+    </w:p>
+    <w:p>
+      <w:pPr>
+        <w:ind w:left="270" w:hanging="270"/>
+      </w:pPr>
+      <w:r>
+        <w:t xml:space="preserve">    - No PBR (physically based rendering) material data exists in a DAE   file at all - no normal maps, metallic/roughness, occlusion, or emissive channels are possible from this format. You can load a </w:t>
+      </w:r>
+      <w:proofErr w:type="gramStart"/>
+      <w:r>
+        <w:t>Normal</w:t>
+      </w:r>
+      <w:proofErr w:type="gramEnd"/>
+      <w:r>
+        <w:t xml:space="preserve"> map </w:t>
+      </w:r>
+      <w:proofErr w:type="gramStart"/>
+      <w:r>
+        <w:t>o Gloss</w:t>
+      </w:r>
+      <w:proofErr w:type="gramEnd"/>
+      <w:r>
+        <w:t xml:space="preserve"> map in-world.</w:t>
+      </w:r>
+    </w:p>
+    <w:p>
+      <w:pPr>
+        <w:ind w:left="270" w:hanging="270"/>
+      </w:pPr>
+      <w:r>
+        <w:t xml:space="preserve">    - NOT supported by the embedded live preview panel or by the    Preview button's viewer (see below) - .dae files can still be   built and loaded, they just can't be visually previewed first.</w:t>
+      </w:r>
+    </w:p>
+    <w:p>
+      <w:pPr>
+        <w:ind w:left="270" w:hanging="270"/>
+      </w:pPr>
+      <w:r>
+        <w:t xml:space="preserve">  </w:t>
+      </w:r>
+      <w:proofErr w:type="gramStart"/>
+      <w:r>
+        <w:t>GLTF (.</w:t>
+      </w:r>
+      <w:proofErr w:type="gramEnd"/>
+      <w:r>
+        <w:t xml:space="preserve">gltf, JSON + side files) and </w:t>
+      </w:r>
+      <w:proofErr w:type="gramStart"/>
+      <w:r>
+        <w:t>GLB (.</w:t>
+      </w:r>
+      <w:proofErr w:type="gramEnd"/>
+      <w:r>
+        <w:t>glb, single packed file)</w:t>
+      </w:r>
+    </w:p>
+    <w:p>
+      <w:pPr>
+        <w:ind w:left="270" w:hanging="270"/>
+      </w:pPr>
+      <w:r>
+        <w:t xml:space="preserve">    - Imported with full PBR material support: base color, normal map, metallic/roughness, occlusion, and emissive channels are all   read from the source file and carried into the built OAR.</w:t>
+      </w:r>
+    </w:p>
+    <w:p>
+      <w:pPr>
+        <w:ind w:left="270" w:hanging="270"/>
+      </w:pPr>
+      <w:r>
+        <w:t xml:space="preserve">    - A single node in a GLTF/GLB file can have multiple primitives   that use DIFFERENT materials (for example, a tire model with a       "Tireside" material and a separate "Tiretread" material on the   same node) - the loader extracts and preserves each primitive's  own material correctly rather than applying just one material to   the whole node.</w:t>
+      </w:r>
+    </w:p>
+    <w:p>
+      <w:pPr>
+        <w:ind w:left="270" w:hanging="270"/>
+      </w:pPr>
+      <w:r>
+        <w:t xml:space="preserve">    - Materials that are reused by reference across many parts of a  model (e.g., the same lug-nut material used on eight identical   lug nuts) are only extracted and uploaded once and then reused,  not re-uploaded per occurrence.</w:t>
+      </w:r>
+    </w:p>
+    <w:p>
+      <w:pPr>
+        <w:ind w:left="270" w:hanging="270"/>
+      </w:pPr>
+      <w:r>
+        <w:t xml:space="preserve">    - Both .gltf and .glb CAN be shown in the live embedded 3D preview   panel inside the Mesh Loader window itself.</w:t>
+      </w:r>
+    </w:p>
+    <w:p>
+      <w:r>
+        <w:t xml:space="preserve">Multi-part models (multiple linked prims) are supported from GLTF/GLB sources - the loader builds a real </w:t>
+      </w:r>
+      <w:proofErr w:type="spellStart"/>
+      <w:r>
+        <w:t>linkset</w:t>
+      </w:r>
+      <w:proofErr w:type="spellEnd"/>
+      <w:r>
+        <w:t xml:space="preserve"> out of all the model's nodes/primitives, not just a single prim.</w:t>
+      </w:r>
     </w:p>
     <w:p>
       <w:pPr>
         <w:pStyle w:val="Heading2"/>
       </w:pPr>
       <w:r>
-        <w:t>STEP-BY-STEP: LOADING A MESH</w:t>
-      </w:r>
-    </w:p>
-    <w:p>
-      <w:pPr>
-        <w:pPrChange w:id="66" w:author="Fred Beckhusen" w:date="2026-08-18T16:00:00Z" w16du:dateUtc="2026-08-18T21:00:00Z">
-          <w:pPr>
-            <w:pStyle w:val="Heading3"/>
-          </w:pPr>
-        </w:pPrChange>
-      </w:pPr>
-      <w:r>
-        <w:t>1. OPEN THE LOADER</w:t>
-      </w:r>
-    </w:p>
-    <w:p>
-      <w:r>
-        <w:t xml:space="preserve">   From the main DreamGrid window: Content menu -&gt; "Load DAE, GLB,   GLTF". The Mesh Loader window opens.</w:t>
-      </w:r>
-    </w:p>
-    <w:p>
-      <w:r>
-        <w:t>2. CHOOSE YOUR MESH FILE</w:t>
-      </w:r>
-    </w:p>
-    <w:p>
-      <w:pPr>
-        <w:rPr>
-          <w:ins w:id="67" w:author="Fred Beckhusen" w:date="2026-08-18T16:01:00Z" w16du:dateUtc="2026-08-18T21:01:00Z"/>
-        </w:rPr>
-      </w:pPr>
-      <w:del w:id="68" w:author="Fred Beckhusen" w:date="2026-08-18T16:00:00Z" w16du:dateUtc="2026-08-18T21:00:00Z">
-        <w:r>
-          <w:delText xml:space="preserve"> </w:delText>
-        </w:r>
-      </w:del>
-      <w:r>
-        <w:t>Click "Browse..." and pick a .dae, .glb, or .gltf file, OR type/ paste a full file path directly into the "Source model" box.</w:t>
-      </w:r>
-    </w:p>
-    <w:p>
-      <w:ins w:id="69" w:author="Fred Beckhusen" w:date="2026-08-18T16:01:00Z" w16du:dateUtc="2026-08-18T21:01:00Z">
-        <w:r>
-          <w:rPr>
-            <w:noProof/>
-          </w:rPr>
-          <w:drawing>
-            <wp:inline distT="0" distB="0" distL="0" distR="0" wp14:anchorId="0404DBD1" wp14:editId="4971A2A3">
-              <wp:extent cx="4744112" cy="1381318"/>
-              <wp:effectExtent l="0" t="0" r="0" b="9525"/>
-              <wp:docPr id="304324097" name="Picture 1"/>
-              <wp:cNvGraphicFramePr>
-                <a:graphicFrameLocks xmlns:a="http://schemas.openxmlformats.org/drawingml/2006/main" noChangeAspect="1"/>
-              </wp:cNvGraphicFramePr>
-              <a:graphic xmlns:a="http://schemas.openxmlformats.org/drawingml/2006/main">
-                <a:graphicData uri="http://schemas.openxmlformats.org/drawingml/2006/picture">
-                  <pic:pic xmlns:pic="http://schemas.openxmlformats.org/drawingml/2006/picture">
-                    <pic:nvPicPr>
-                      <pic:cNvPr id="304324097" name=""/>
-                      <pic:cNvPicPr/>
-                    </pic:nvPicPr>
-                    <pic:blipFill>
-                      <a:blip r:embed="rId6"/>
-                      <a:stretch>
-                        <a:fillRect/>
-                      </a:stretch>
-                    </pic:blipFill>
-                    <pic:spPr>
-                      <a:xfrm>
-                        <a:off x="0" y="0"/>
-                        <a:ext cx="4744112" cy="1381318"/>
-                      </a:xfrm>
-                      <a:prstGeom prst="rect">
-                        <a:avLst/>
-                      </a:prstGeom>
-                    </pic:spPr>
-                  </pic:pic>
-                </a:graphicData>
-              </a:graphic>
-            </wp:inline>
-          </w:drawing>
-        </w:r>
-      </w:ins>
-    </w:p>
-    <w:p>
-      <w:pPr>
-        <w:rPr>
-          <w:del w:id="70" w:author="Fred Beckhusen" w:date="2026-08-18T16:01:00Z" w16du:dateUtc="2026-08-18T21:01:00Z"/>
-        </w:rPr>
-      </w:pPr>
-      <w:del w:id="71" w:author="Fred Beckhusen" w:date="2026-08-18T16:01:00Z" w16du:dateUtc="2026-08-18T21:01:00Z">
-        <w:r>
-          <w:delText xml:space="preserve">   (There is also a "Process entire folder (one mesh at a time)"    checkbox - see the FOLDER BATCH MODE section below if you want to </w:delText>
-        </w:r>
-      </w:del>
-      <w:del w:id="72" w:author="Fred Beckhusen" w:date="2026-08-18T15:54:00Z" w16du:dateUtc="2026-08-18T20:54:00Z">
-        <w:r>
-          <w:delText xml:space="preserve">   </w:delText>
-        </w:r>
-      </w:del>
-      <w:del w:id="73" w:author="Fred Beckhusen" w:date="2026-08-18T16:01:00Z" w16du:dateUtc="2026-08-18T21:01:00Z">
-        <w:r>
-          <w:delText xml:space="preserve">load </w:delText>
-        </w:r>
-      </w:del>
-      <w:del w:id="74" w:author="Fred Beckhusen" w:date="2026-08-18T15:54:00Z" w16du:dateUtc="2026-08-18T20:54:00Z">
-        <w:r>
-          <w:delText xml:space="preserve">many </w:delText>
-        </w:r>
-      </w:del>
-      <w:del w:id="75" w:author="Fred Beckhusen" w:date="2026-08-18T16:01:00Z" w16du:dateUtc="2026-08-18T21:01:00Z">
-        <w:r>
-          <w:delText>files in one go instead of a single file.)</w:delText>
-        </w:r>
-      </w:del>
-    </w:p>
-    <w:p>
-      <w:pPr>
-        <w:rPr>
-          <w:del w:id="76" w:author="Fred Beckhusen" w:date="2026-08-18T16:00:00Z" w16du:dateUtc="2026-08-18T21:00:00Z"/>
-        </w:rPr>
-      </w:pPr>
-      <w:r>
-        <w:t>3. VERIFY IT IN THE PREVIEW WINDOW</w:t>
-      </w:r>
-    </w:p>
-    <w:p>
-      <w:pPr>
-        <w:rPr>
-          <w:ins w:id="77" w:author="Fred Beckhusen" w:date="2026-08-18T16:00:00Z" w16du:dateUtc="2026-08-18T21:00:00Z"/>
-        </w:rPr>
-      </w:pPr>
-    </w:p>
-    <w:p>
-      <w:pPr>
-        <w:rPr>
-          <w:ins w:id="78" w:author="Fred Beckhusen" w:date="2026-08-18T16:03:00Z" w16du:dateUtc="2026-08-18T21:03:00Z"/>
-        </w:rPr>
-      </w:pPr>
-      <w:r>
-        <w:t xml:space="preserve"> </w:t>
-      </w:r>
-      <w:del w:id="79" w:author="Fred Beckhusen" w:date="2026-08-18T15:55:00Z" w16du:dateUtc="2026-08-18T20:55:00Z">
-        <w:r>
-          <w:delText xml:space="preserve">  </w:delText>
-        </w:r>
-      </w:del>
-      <w:r>
-        <w:t>As soon as you pick a .glb or .gltf file, it automatically appears  in the small 3D preview panel on the left side of the window – you   can rotate/orbit it with your mouse to check it looks right before    committing to a build. (.dae files do not auto-preview in this  panel - the format isn't supported by the embedded viewer.)</w:t>
-      </w:r>
-    </w:p>
-    <w:p>
-      <w:ins w:id="80" w:author="Fred Beckhusen" w:date="2026-08-18T16:03:00Z" w16du:dateUtc="2026-08-18T21:03:00Z">
-        <w:r>
-          <w:rPr>
-            <w:noProof/>
-          </w:rPr>
-          <w:lastRenderedPageBreak/>
-          <w:drawing>
-            <wp:inline distT="0" distB="0" distL="0" distR="0" wp14:anchorId="452A796C" wp14:editId="0981081E">
-              <wp:extent cx="2372056" cy="2686425"/>
-              <wp:effectExtent l="0" t="0" r="9525" b="0"/>
-              <wp:docPr id="1659067030" name="Picture 1"/>
-              <wp:cNvGraphicFramePr>
-                <a:graphicFrameLocks xmlns:a="http://schemas.openxmlformats.org/drawingml/2006/main" noChangeAspect="1"/>
-              </wp:cNvGraphicFramePr>
-              <a:graphic xmlns:a="http://schemas.openxmlformats.org/drawingml/2006/main">
-                <a:graphicData uri="http://schemas.openxmlformats.org/drawingml/2006/picture">
-                  <pic:pic xmlns:pic="http://schemas.openxmlformats.org/drawingml/2006/picture">
-                    <pic:nvPicPr>
-                      <pic:cNvPr id="1659067030" name=""/>
-                      <pic:cNvPicPr/>
-                    </pic:nvPicPr>
-                    <pic:blipFill>
-                      <a:blip r:embed="rId7"/>
-                      <a:stretch>
-                        <a:fillRect/>
-                      </a:stretch>
-                    </pic:blipFill>
-                    <pic:spPr>
-                      <a:xfrm>
-                        <a:off x="0" y="0"/>
-                        <a:ext cx="2372056" cy="2686425"/>
-                      </a:xfrm>
-                      <a:prstGeom prst="rect">
-                        <a:avLst/>
-                      </a:prstGeom>
-                    </pic:spPr>
-                  </pic:pic>
-                </a:graphicData>
-              </a:graphic>
-            </wp:inline>
-          </w:drawing>
-        </w:r>
-      </w:ins>
-    </w:p>
-    <w:p>
-      <w:r>
-        <w:t xml:space="preserve"> </w:t>
-      </w:r>
-      <w:del w:id="81" w:author="Fred Beckhusen" w:date="2026-08-18T15:54:00Z" w16du:dateUtc="2026-08-18T20:54:00Z">
-        <w:r>
-          <w:delText xml:space="preserve">  </w:delText>
-        </w:r>
-      </w:del>
-      <w:r>
-        <w:t xml:space="preserve">For a closer look, click "Preview..." to open the file in the   separate, full GltfViewer tool window (a more complete standalone  </w:t>
-      </w:r>
-      <w:del w:id="82" w:author="Fred Beckhusen" w:date="2026-08-18T16:03:00Z" w16du:dateUtc="2026-08-18T21:03:00Z">
-        <w:r>
-          <w:delText xml:space="preserve"> </w:delText>
-        </w:r>
-      </w:del>
-      <w:r>
-        <w:t>viewer). This also works for .dae files, unlike the embedded panel.</w:t>
-      </w:r>
-    </w:p>
-    <w:p>
-      <w:pPr>
-        <w:rPr>
-          <w:ins w:id="83" w:author="Fred Beckhusen" w:date="2026-08-18T16:03:00Z" w16du:dateUtc="2026-08-18T21:03:00Z"/>
-        </w:rPr>
-      </w:pPr>
-      <w:r>
-        <w:t xml:space="preserve"> </w:t>
-      </w:r>
-      <w:del w:id="84" w:author="Fred Beckhusen" w:date="2026-08-18T15:55:00Z" w16du:dateUtc="2026-08-18T20:55:00Z">
-        <w:r>
-          <w:delText xml:space="preserve">  </w:delText>
-        </w:r>
-      </w:del>
-      <w:r>
-        <w:t xml:space="preserve">Always check the preview before building - it's the easiest way to   catch a wrong file, a missing texture, or an </w:t>
-      </w:r>
-      <w:del w:id="85" w:author="Fred Beckhusen" w:date="2026-08-18T15:53:00Z" w16du:dateUtc="2026-08-18T20:53:00Z">
-        <w:r>
-          <w:delText>oddly-scaled</w:delText>
-        </w:r>
-      </w:del>
-      <w:ins w:id="86" w:author="Fred Beckhusen" w:date="2026-08-18T15:53:00Z" w16du:dateUtc="2026-08-18T20:53:00Z">
-        <w:r>
-          <w:t>oddly scaled</w:t>
-        </w:r>
-      </w:ins>
-      <w:r>
-        <w:t xml:space="preserve"> model    before spending time on a full build.</w:t>
-      </w:r>
-    </w:p>
-    <w:p>
-      <w:pPr>
-        <w:rPr>
-          <w:ins w:id="87" w:author="Fred Beckhusen" w:date="2026-08-18T16:03:00Z" w16du:dateUtc="2026-08-18T21:03:00Z"/>
-        </w:rPr>
-      </w:pPr>
-      <w:ins w:id="88" w:author="Fred Beckhusen" w:date="2026-08-18T16:03:00Z" w16du:dateUtc="2026-08-18T21:03:00Z">
-        <w:r>
-          <w:br w:type="page"/>
-        </w:r>
-      </w:ins>
-    </w:p>
-    <w:p>
-      <w:pPr>
-        <w:rPr>
-          <w:del w:id="89" w:author="Fred Beckhusen" w:date="2026-08-18T16:03:00Z" w16du:dateUtc="2026-08-18T21:03:00Z"/>
-        </w:rPr>
-      </w:pPr>
-    </w:p>
-    <w:p>
-      <w:r>
-        <w:t>4. CHOOSE WHERE TO PLACE IT</w:t>
-      </w:r>
-    </w:p>
-    <w:p>
-      <w:r>
-        <w:t xml:space="preserve">   You have two ways to set the destination - pick ONE:</w:t>
-      </w:r>
-    </w:p>
-    <w:p>
-      <w:pPr>
-        <w:pStyle w:val="Heading3"/>
-        <w:pPrChange w:id="90" w:author="Fred Beckhusen" w:date="2026-08-18T16:04:00Z" w16du:dateUtc="2026-08-18T21:04:00Z">
-          <w:pPr/>
-        </w:pPrChange>
-      </w:pPr>
-      <w:r>
-        <w:t xml:space="preserve">   OPTION A - Region + X/Y/Z coordinates</w:t>
-      </w:r>
-    </w:p>
-    <w:p>
-      <w:pPr>
-        <w:ind w:left="450" w:hanging="270"/>
-        <w:pPrChange w:id="91" w:author="Fred Beckhusen" w:date="2026-08-18T15:55:00Z" w16du:dateUtc="2026-08-18T20:55:00Z">
-          <w:pPr>
-            <w:ind w:left="360"/>
-          </w:pPr>
-        </w:pPrChange>
-      </w:pPr>
-      <w:r>
-        <w:t xml:space="preserve">     - Click into the "Target Region" box and choose a region from the    list (only </w:t>
-      </w:r>
-      <w:del w:id="92" w:author="Fred Beckhusen" w:date="2026-08-18T15:53:00Z" w16du:dateUtc="2026-08-18T20:53:00Z">
-        <w:r>
-          <w:delText>currently-booted</w:delText>
-        </w:r>
-      </w:del>
-      <w:ins w:id="93" w:author="Fred Beckhusen" w:date="2026-08-18T15:53:00Z" w16du:dateUtc="2026-08-18T20:53:00Z">
-        <w:r>
-          <w:t>currently booted</w:t>
-        </w:r>
-      </w:ins>
-      <w:r>
-        <w:t>/running regions are offered).</w:t>
-      </w:r>
-    </w:p>
-    <w:p>
-      <w:pPr>
-        <w:ind w:left="450" w:hanging="270"/>
-        <w:pPrChange w:id="94" w:author="Fred Beckhusen" w:date="2026-08-18T15:55:00Z" w16du:dateUtc="2026-08-18T20:55:00Z">
-          <w:pPr/>
-        </w:pPrChange>
-      </w:pPr>
-      <w:r>
-        <w:t xml:space="preserve">     - Type the X, Y, and Z coordinates where you want the model to   land (defaults to the region's approximate center/128,128,30).</w:t>
-      </w:r>
-    </w:p>
-    <w:p>
-      <w:pPr>
-        <w:ind w:left="450" w:hanging="270"/>
-        <w:pPrChange w:id="95" w:author="Fred Beckhusen" w:date="2026-08-18T15:55:00Z" w16du:dateUtc="2026-08-18T20:55:00Z">
-          <w:pPr/>
-        </w:pPrChange>
-      </w:pPr>
-      <w:r>
-        <w:t xml:space="preserve">     - A small map preview updates to show a red dot marking where in    the region the model will be placed, so you can sanity-check   the position visually.</w:t>
-      </w:r>
-    </w:p>
-    <w:p>
-      <w:pPr>
-        <w:pStyle w:val="Heading3"/>
-        <w:pPrChange w:id="96" w:author="Fred Beckhusen" w:date="2026-08-18T16:04:00Z" w16du:dateUtc="2026-08-18T21:04:00Z">
-          <w:pPr/>
-        </w:pPrChange>
-      </w:pPr>
-      <w:r>
-        <w:t xml:space="preserve">   OPTION B - Type an avatar's name </w:t>
-      </w:r>
-      <w:del w:id="97" w:author="Fred Beckhusen" w:date="2026-08-18T15:53:00Z" w16du:dateUtc="2026-08-18T20:53:00Z">
-        <w:r>
-          <w:delText>instead</w:delText>
-        </w:r>
-      </w:del>
-      <w:ins w:id="98" w:author="Fred Beckhusen" w:date="2026-08-18T15:53:00Z" w16du:dateUtc="2026-08-18T20:53:00Z">
-        <w:r>
-          <w:t>instead.</w:t>
-        </w:r>
-      </w:ins>
-    </w:p>
-    <w:p>
-      <w:pPr>
-        <w:ind w:left="450" w:hanging="270"/>
-        <w:pPrChange w:id="99" w:author="Fred Beckhusen" w:date="2026-08-18T15:56:00Z" w16du:dateUtc="2026-08-18T20:56:00Z">
-          <w:pPr/>
-        </w:pPrChange>
-      </w:pPr>
-      <w:r>
-        <w:t xml:space="preserve">     - Type the name of an avatar who is CURRENTLY ONLINE and logged    into a booted region into the "Avatar Name" box (an    autocomplete dropdown will suggest names of avatars who are    online right now, across every booted region).</w:t>
-      </w:r>
-    </w:p>
-    <w:p>
-      <w:pPr>
-        <w:ind w:left="450" w:hanging="270"/>
-        <w:pPrChange w:id="100" w:author="Fred Beckhusen" w:date="2026-08-18T15:56:00Z" w16du:dateUtc="2026-08-18T20:56:00Z">
-          <w:pPr/>
-        </w:pPrChange>
-      </w:pPr>
-      <w:r>
-        <w:t xml:space="preserve">     - As soon as you tab or click away from the field, DreamGrid    searches every booted region for that avatar and, if found,  automatically fills in the Target Region and X/Y/Z fields for  you - positioned about 2 meters out in front of the avatar,   along the direction they are currently looking (their "gaze"),  at roughly their eye/chest height. This lets you place an object right where an avatar is looking without having to know   or type exact coordinates yourself.</w:t>
-      </w:r>
-    </w:p>
-    <w:p>
-      <w:pPr>
-        <w:ind w:left="450" w:hanging="270"/>
-        <w:pPrChange w:id="101" w:author="Fred Beckhusen" w:date="2026-08-18T15:56:00Z" w16du:dateUtc="2026-08-18T20:56:00Z">
-          <w:pPr/>
-        </w:pPrChange>
-      </w:pPr>
-      <w:r>
-        <w:t xml:space="preserve">     - If the avatar isn't found online in any booted region, you'll     get a message saying so, and the loader falls back to whatever   region/X/Y/Z is currently typed in those fields instead.</w:t>
-      </w:r>
-    </w:p>
-    <w:p>
-      <w:r>
-        <w:t>5. CLICK "</w:t>
-      </w:r>
-      <w:proofErr w:type="gramStart"/>
-      <w:r>
-        <w:t>BUILD &amp;&amp;</w:t>
-      </w:r>
-      <w:proofErr w:type="gramEnd"/>
-      <w:r>
-        <w:t xml:space="preserve"> LOAD"</w:t>
-      </w:r>
-    </w:p>
-    <w:p>
-      <w:pPr>
-        <w:ind w:left="450" w:hanging="450"/>
-        <w:pPrChange w:id="102" w:author="Fred Beckhusen" w:date="2026-08-18T15:56:00Z" w16du:dateUtc="2026-08-18T20:56:00Z">
-          <w:pPr/>
-        </w:pPrChange>
-      </w:pPr>
-      <w:r>
-        <w:t xml:space="preserve">   This does two things in sequence:</w:t>
-      </w:r>
-    </w:p>
-    <w:p>
-      <w:pPr>
-        <w:ind w:left="450" w:hanging="450"/>
-        <w:pPrChange w:id="103" w:author="Fred Beckhusen" w:date="2026-08-18T15:56:00Z" w16du:dateUtc="2026-08-18T20:56:00Z">
-          <w:pPr/>
-        </w:pPrChange>
-      </w:pPr>
-      <w:r>
-        <w:t xml:space="preserve">     a. Builds a native OAR file from your source mesh (saved under </w:t>
-      </w:r>
-      <w:del w:id="104" w:author="Fred Beckhusen" w:date="2026-08-18T16:04:00Z" w16du:dateUtc="2026-08-18T21:04:00Z">
-        <w:r>
-          <w:delText xml:space="preserve">  </w:delText>
-        </w:r>
-      </w:del>
-      <w:r>
-        <w:t>OutworldzFiles\OAR), including its materials/textures.</w:t>
-      </w:r>
-    </w:p>
-    <w:p>
-      <w:pPr>
-        <w:ind w:left="450" w:hanging="450"/>
-        <w:rPr>
-          <w:ins w:id="105" w:author="Fred Beckhusen" w:date="2026-08-18T16:04:00Z" w16du:dateUtc="2026-08-18T21:04:00Z"/>
-        </w:rPr>
-      </w:pPr>
-      <w:r>
-        <w:t xml:space="preserve">     b. Loads that OAR into the target region at the position you </w:t>
-      </w:r>
-      <w:del w:id="106" w:author="Fred Beckhusen" w:date="2026-08-18T15:53:00Z" w16du:dateUtc="2026-08-18T20:53:00Z">
-        <w:r>
-          <w:delText>set</w:delText>
-        </w:r>
-      </w:del>
-      <w:ins w:id="107" w:author="Fred Beckhusen" w:date="2026-08-18T15:53:00Z" w16du:dateUtc="2026-08-18T20:53:00Z">
-        <w:r>
-          <w:t>set.</w:t>
-        </w:r>
-      </w:ins>
-    </w:p>
-    <w:p>
-      <w:pPr>
-        <w:ind w:left="450"/>
-        <w:rPr>
-          <w:ins w:id="108" w:author="Fred Beckhusen" w:date="2026-08-18T16:01:00Z" w16du:dateUtc="2026-08-18T21:01:00Z"/>
-        </w:rPr>
-        <w:pPrChange w:id="109" w:author="Fred Beckhusen" w:date="2026-08-18T16:05:00Z" w16du:dateUtc="2026-08-18T21:05:00Z">
-          <w:pPr>
-            <w:ind w:left="450" w:hanging="450"/>
-          </w:pPr>
-        </w:pPrChange>
-      </w:pPr>
-      <w:ins w:id="110" w:author="Fred Beckhusen" w:date="2026-08-18T16:04:00Z" w16du:dateUtc="2026-08-18T21:04:00Z">
-        <w:r>
-          <w:rPr>
-            <w:noProof/>
-          </w:rPr>
-          <w:drawing>
-            <wp:inline distT="0" distB="0" distL="0" distR="0" wp14:anchorId="6FC9B792" wp14:editId="28944C95">
-              <wp:extent cx="2734057" cy="295316"/>
-              <wp:effectExtent l="0" t="0" r="9525" b="9525"/>
-              <wp:docPr id="300134175" name="Picture 1"/>
-              <wp:cNvGraphicFramePr>
-                <a:graphicFrameLocks xmlns:a="http://schemas.openxmlformats.org/drawingml/2006/main" noChangeAspect="1"/>
-              </wp:cNvGraphicFramePr>
-              <a:graphic xmlns:a="http://schemas.openxmlformats.org/drawingml/2006/main">
-                <a:graphicData uri="http://schemas.openxmlformats.org/drawingml/2006/picture">
-                  <pic:pic xmlns:pic="http://schemas.openxmlformats.org/drawingml/2006/picture">
-                    <pic:nvPicPr>
-                      <pic:cNvPr id="300134175" name=""/>
-                      <pic:cNvPicPr/>
-                    </pic:nvPicPr>
-                    <pic:blipFill>
-                      <a:blip r:embed="rId8"/>
-                      <a:stretch>
-                        <a:fillRect/>
-                      </a:stretch>
-                    </pic:blipFill>
-                    <pic:spPr>
-                      <a:xfrm>
-                        <a:off x="0" y="0"/>
-                        <a:ext cx="2734057" cy="295316"/>
-                      </a:xfrm>
-                      <a:prstGeom prst="rect">
-                        <a:avLst/>
-                      </a:prstGeom>
-                    </pic:spPr>
-                  </pic:pic>
-                </a:graphicData>
-              </a:graphic>
-            </wp:inline>
-          </w:drawing>
-        </w:r>
-      </w:ins>
-    </w:p>
-    <w:p>
-      <w:pPr>
-        <w:rPr>
-          <w:ins w:id="111" w:author="Fred Beckhusen" w:date="2026-08-18T16:01:00Z" w16du:dateUtc="2026-08-18T21:01:00Z"/>
-        </w:rPr>
-      </w:pPr>
-      <w:ins w:id="112" w:author="Fred Beckhusen" w:date="2026-08-18T16:01:00Z" w16du:dateUtc="2026-08-18T21:01:00Z">
-        <w:r>
-          <w:t xml:space="preserve">   There is also a "Process entire folder (one mesh at a time)"   checkbox - see the FOLDER BATCH MODE section below if you want to load multiple files in one go instead of a single file.</w:t>
-        </w:r>
-      </w:ins>
-    </w:p>
-    <w:p>
-      <w:pPr>
-        <w:ind w:left="450" w:hanging="450"/>
-        <w:rPr>
-          <w:del w:id="113" w:author="Fred Beckhusen" w:date="2026-08-18T16:01:00Z" w16du:dateUtc="2026-08-18T21:01:00Z"/>
-        </w:rPr>
-        <w:pPrChange w:id="114" w:author="Fred Beckhusen" w:date="2026-08-18T15:56:00Z" w16du:dateUtc="2026-08-18T20:56:00Z">
-          <w:pPr/>
-        </w:pPrChange>
-      </w:pPr>
-    </w:p>
-    <w:p>
-      <w:del w:id="115" w:author="Fred Beckhusen" w:date="2026-08-18T16:01:00Z" w16du:dateUtc="2026-08-18T21:01:00Z">
-        <w:r>
-          <w:lastRenderedPageBreak/>
-          <w:delText xml:space="preserve">  </w:delText>
-        </w:r>
-      </w:del>
-      <w:r>
-        <w:t xml:space="preserve"> Progress and any warnings/errors (vertex counts, triangle counts,   material extraction, etc.) are streamed live into the Status box  at the bottom of the window as </w:t>
-      </w:r>
-      <w:del w:id="116" w:author="Fred Beckhusen" w:date="2026-08-18T16:05:00Z" w16du:dateUtc="2026-08-18T21:05:00Z">
-        <w:r>
-          <w:delText xml:space="preserve">the build </w:delText>
-        </w:r>
-      </w:del>
-      <w:ins w:id="117" w:author="Fred Beckhusen" w:date="2026-08-18T16:05:00Z" w16du:dateUtc="2026-08-18T21:05:00Z">
-        <w:r>
-          <w:t xml:space="preserve">it </w:t>
-        </w:r>
-      </w:ins>
-      <w:r>
-        <w:t xml:space="preserve">runs. Watch this box – a   </w:t>
-      </w:r>
-      <w:del w:id="118" w:author="Fred Beckhusen" w:date="2026-08-18T16:05:00Z" w16du:dateUtc="2026-08-18T21:05:00Z">
-        <w:r>
-          <w:delText xml:space="preserve"> </w:delText>
-        </w:r>
-      </w:del>
-      <w:r>
-        <w:t>65,535-vertex overflow or other build failure will be reported here</w:t>
-      </w:r>
-      <w:del w:id="119" w:author="Fred Beckhusen" w:date="2026-08-18T16:05:00Z" w16du:dateUtc="2026-08-18T21:05:00Z">
-        <w:r>
-          <w:delText xml:space="preserve">   </w:delText>
-        </w:r>
-      </w:del>
-      <w:ins w:id="120" w:author="Fred Beckhusen" w:date="2026-08-18T16:05:00Z" w16du:dateUtc="2026-08-18T21:05:00Z">
-        <w:r>
-          <w:t xml:space="preserve"> </w:t>
-        </w:r>
-      </w:ins>
-      <w:r>
-        <w:t>with the name of the specific mesh part that caused it.</w:t>
-      </w:r>
-    </w:p>
-    <w:p>
-      <w:del w:id="121" w:author="Fred Beckhusen" w:date="2026-08-18T16:05:00Z" w16du:dateUtc="2026-08-18T21:05:00Z">
-        <w:r>
-          <w:delText xml:space="preserve">  </w:delText>
-        </w:r>
-      </w:del>
-      <w:r>
-        <w:t xml:space="preserve"> The button is disabled while a build is running; wait for it to  finish (or fail) before starting another one.</w:t>
-      </w:r>
-    </w:p>
-    <w:p>
-      <w:pPr>
-        <w:pStyle w:val="Heading2"/>
-      </w:pPr>
-      <w:r>
-        <w:t>FOLDER BATCH MODE (OPTIONAL)</w:t>
-      </w:r>
-    </w:p>
-    <w:p>
-      <w:pPr>
-        <w:rPr>
-          <w:ins w:id="122" w:author="Fred Beckhusen" w:date="2026-08-18T16:05:00Z" w16du:dateUtc="2026-08-18T21:05:00Z"/>
-        </w:rPr>
-      </w:pPr>
-      <w:r>
-        <w:t>If you check "Process entire folder (one mesh at a time)", the Browse button switches to picking a FOLDER instead of a single file. Clicking "Build &amp;&amp; Load" then scans that folder (and all subfolders) for every .dae/.gltf/.glb file it can find, and builds + loads them ONE AT A TIME, in alphabetical order, each into its own OAR.</w:t>
-      </w:r>
-    </w:p>
-    <w:p>
-      <w:ins w:id="123" w:author="Fred Beckhusen" w:date="2026-08-18T16:05:00Z" w16du:dateUtc="2026-08-18T21:05:00Z">
-        <w:r>
-          <w:rPr>
-            <w:noProof/>
-          </w:rPr>
-          <w:drawing>
-            <wp:inline distT="0" distB="0" distL="0" distR="0" wp14:anchorId="21536A3B" wp14:editId="181F1142">
-              <wp:extent cx="2734057" cy="295316"/>
-              <wp:effectExtent l="0" t="0" r="9525" b="9525"/>
-              <wp:docPr id="380390061" name="Picture 1"/>
-              <wp:cNvGraphicFramePr>
-                <a:graphicFrameLocks xmlns:a="http://schemas.openxmlformats.org/drawingml/2006/main" noChangeAspect="1"/>
-              </wp:cNvGraphicFramePr>
-              <a:graphic xmlns:a="http://schemas.openxmlformats.org/drawingml/2006/main">
-                <a:graphicData uri="http://schemas.openxmlformats.org/drawingml/2006/picture">
-                  <pic:pic xmlns:pic="http://schemas.openxmlformats.org/drawingml/2006/picture">
-                    <pic:nvPicPr>
-                      <pic:cNvPr id="380390061" name=""/>
-                      <pic:cNvPicPr/>
-                    </pic:nvPicPr>
-                    <pic:blipFill>
-                      <a:blip r:embed="rId8"/>
-                      <a:stretch>
-                        <a:fillRect/>
-                      </a:stretch>
-                    </pic:blipFill>
-                    <pic:spPr>
-                      <a:xfrm>
-                        <a:off x="0" y="0"/>
-                        <a:ext cx="2734057" cy="295316"/>
-                      </a:xfrm>
-                      <a:prstGeom prst="rect">
-                        <a:avLst/>
-                      </a:prstGeom>
-                    </pic:spPr>
-                  </pic:pic>
-                </a:graphicData>
-              </a:graphic>
-            </wp:inline>
-          </w:drawing>
-        </w:r>
-      </w:ins>
-    </w:p>
-    <w:p>
-      <w:r>
-        <w:t xml:space="preserve">Each successive mesh in the batch is placed 1 meter further along Y than the </w:t>
-      </w:r>
-      <w:del w:id="124" w:author="Fred Beckhusen" w:date="2026-08-18T15:52:00Z" w16du:dateUtc="2026-08-18T20:52:00Z">
-        <w:r>
-          <w:delText>previous</w:delText>
-        </w:r>
-      </w:del>
-      <w:ins w:id="125" w:author="Fred Beckhusen" w:date="2026-08-18T15:52:00Z" w16du:dateUtc="2026-08-18T20:52:00Z">
-        <w:r>
-          <w:t>earlier</w:t>
-        </w:r>
-      </w:ins>
-      <w:r>
-        <w:t xml:space="preserve"> one, so they don't stack on top of each other. The loader waits for each mesh's OAR to finish loading into the </w:t>
-      </w:r>
-      <w:del w:id="126" w:author="Fred Beckhusen" w:date="2026-08-18T15:53:00Z" w16du:dateUtc="2026-08-18T20:53:00Z">
-        <w:r>
-          <w:delText>region</w:delText>
-        </w:r>
-      </w:del>
-      <w:ins w:id="127" w:author="Fred Beckhusen" w:date="2026-08-18T15:53:00Z" w16du:dateUtc="2026-08-18T20:53:00Z">
-        <w:r>
-          <w:t>region.</w:t>
-        </w:r>
-      </w:ins>
-    </w:p>
-    <w:p>
-      <w:del w:id="128" w:author="Fred Beckhusen" w:date="2026-08-18T16:05:00Z" w16du:dateUtc="2026-08-18T21:05:00Z">
-        <w:r>
-          <w:delText>b</w:delText>
-        </w:r>
-      </w:del>
-      <w:ins w:id="129" w:author="Fred Beckhusen" w:date="2026-08-18T16:05:00Z" w16du:dateUtc="2026-08-18T21:05:00Z">
-        <w:r>
-          <w:t>B</w:t>
-        </w:r>
-      </w:ins>
-      <w:r>
-        <w:t>efore starting the next one (up to a 2-minute timeout per mesh), and reports progress for each file in the Status box as it goes.</w:t>
-      </w:r>
-    </w:p>
-    <w:p>
-      <w:pPr>
-        <w:rPr>
-          <w:ins w:id="130" w:author="Fred Beckhusen" w:date="2026-08-18T15:59:00Z" w16du:dateUtc="2026-08-18T20:59:00Z"/>
-        </w:rPr>
-        <w:pPrChange w:id="131" w:author="Fred Beckhusen" w:date="2026-08-18T15:59:00Z" w16du:dateUtc="2026-08-18T20:59:00Z">
-          <w:pPr>
-            <w:pStyle w:val="Heading2"/>
-          </w:pPr>
-        </w:pPrChange>
-      </w:pPr>
-      <w:r>
-        <w:t xml:space="preserve">Note: in folder mode there is no single mesh to measure, so the avatar-gaze </w:t>
-      </w:r>
-      <w:del w:id="132" w:author="Fred Beckhusen" w:date="2026-08-18T15:53:00Z" w16du:dateUtc="2026-08-18T20:53:00Z">
-        <w:r>
-          <w:delText>height adjustment</w:delText>
-        </w:r>
-      </w:del>
-      <w:ins w:id="133" w:author="Fred Beckhusen" w:date="2026-08-18T15:53:00Z" w16du:dateUtc="2026-08-18T20:53:00Z">
-        <w:r>
-          <w:t>height</w:t>
-        </w:r>
-      </w:ins>
-      <w:r>
-        <w:t xml:space="preserve"> described above is skipped - only the X/Y start position and region are taken from the avatar/region fields.</w:t>
-      </w:r>
-      <w:ins w:id="134" w:author="Fred Beckhusen" w:date="2026-08-18T15:59:00Z" w16du:dateUtc="2026-08-18T20:59:00Z">
-        <w:r>
-          <w:t xml:space="preserve"> </w:t>
-        </w:r>
-        <w:r>
-          <w:t>T</w:t>
-        </w:r>
-      </w:ins>
-    </w:p>
-    <w:p>
-      <w:pPr>
-        <w:pStyle w:val="Heading2"/>
-        <w:rPr>
-          <w:ins w:id="135" w:author="Fred Beckhusen" w:date="2026-08-18T15:59:00Z" w16du:dateUtc="2026-08-18T20:59:00Z"/>
-        </w:rPr>
-      </w:pPr>
-      <w:ins w:id="136" w:author="Fred Beckhusen" w:date="2026-08-18T15:59:00Z" w16du:dateUtc="2026-08-18T20:59:00Z">
-        <w:r>
-          <w:t>THE 16-BIT VERTEX LIMIT - WHY IT MATTERS</w:t>
-        </w:r>
-      </w:ins>
-    </w:p>
-    <w:p>
-      <w:pPr>
-        <w:rPr>
-          <w:ins w:id="137" w:author="Fred Beckhusen" w:date="2026-08-18T15:59:00Z" w16du:dateUtc="2026-08-18T20:59:00Z"/>
-        </w:rPr>
-      </w:pPr>
-      <w:ins w:id="138" w:author="Fred Beckhusen" w:date="2026-08-18T15:59:00Z" w16du:dateUtc="2026-08-18T20:59:00Z">
-        <w:r>
-          <w:t>Opensimulators’s mesh format stores triangle indices as 16-bit numbers. That means each individual primitive/material section of your model can have AT MOST 65,535 vertices. This is a hard limit built into the mesh format itself, not something DreamGrid can raise.</w:t>
-        </w:r>
-      </w:ins>
-    </w:p>
-    <w:p>
-      <w:pPr>
-        <w:rPr>
-          <w:ins w:id="139" w:author="Fred Beckhusen" w:date="2026-08-18T15:59:00Z" w16du:dateUtc="2026-08-18T20:59:00Z"/>
-        </w:rPr>
-      </w:pPr>
-      <w:ins w:id="140" w:author="Fred Beckhusen" w:date="2026-08-18T15:59:00Z" w16du:dateUtc="2026-08-18T20:59:00Z">
-        <w:r>
-          <w:t>If a single material section of your model has more than 65,535 vertices, the Mesh Loader will refuse to build the OAR and will report an error naming the offending mesh part rather than silently producing corrupted geometry (an earlier version of the underlying library would let the index numbers "wrap around," which turns dense meshes like a high-poly chessboard into a collapsed, garbled wedge of triangles – the loader deliberately catches this instead of allowing it).</w:t>
-        </w:r>
-      </w:ins>
-    </w:p>
-    <w:p>
-      <w:pPr>
-        <w:rPr>
-          <w:ins w:id="141" w:author="Fred Beckhusen" w:date="2026-08-18T15:59:00Z" w16du:dateUtc="2026-08-18T20:59:00Z"/>
-        </w:rPr>
-      </w:pPr>
-      <w:ins w:id="142" w:author="Fred Beckhusen" w:date="2026-08-18T15:59:00Z" w16du:dateUtc="2026-08-18T20:59:00Z">
-        <w:r>
-          <w:t>If you hit this limit, go back into your modeling tool and split the offending surface into smaller pieces (more materials), then re-export. You can use a decimate modifier in Blender or convert the triangle matrix into something simpler in Mesh Cleanup.</w:t>
-        </w:r>
-      </w:ins>
-    </w:p>
-    <w:p>
-      <w:pPr>
-        <w:rPr>
-          <w:ins w:id="143" w:author="Fred Beckhusen" w:date="2026-08-18T15:59:00Z" w16du:dateUtc="2026-08-18T20:59:00Z"/>
-        </w:rPr>
-      </w:pPr>
-      <w:ins w:id="144" w:author="Fred Beckhusen" w:date="2026-08-18T15:59:00Z" w16du:dateUtc="2026-08-18T20:59:00Z">
-        <w:r>
-          <w:t xml:space="preserve">There is also a SOFT/recommended guideline, not a hard limit: keep each material to no more than about 21,844 triangles. Why that number - 21,844 triangles x 8 materials = 174,752 triangles, which lines up with OpenSim/Second Life's own mesh-upload guidance of spreading a complex surface across up to 8 materials rather than one enormous one. Going over the 21,844-triangle guideline on a single material won't stop the </w:t>
-        </w:r>
-        <w:proofErr w:type="gramStart"/>
-        <w:r>
-          <w:t>build</w:t>
-        </w:r>
-        <w:proofErr w:type="gramEnd"/>
-        <w:r>
-          <w:t>, but it can produce visible holes or missing geometry once a model's geometry gets highly interspersed across many materials, so the loader will log a warning (not an error) if you exceed it.</w:t>
-        </w:r>
-      </w:ins>
-    </w:p>
-    <w:p>
-      <w:pPr>
-        <w:rPr>
-          <w:ins w:id="145" w:author="Fred Beckhusen" w:date="2026-08-18T15:59:00Z" w16du:dateUtc="2026-08-18T20:59:00Z"/>
-        </w:rPr>
-      </w:pPr>
-      <w:ins w:id="146" w:author="Fred Beckhusen" w:date="2026-08-18T15:59:00Z" w16du:dateUtc="2026-08-18T20:59:00Z">
-        <w:r>
-          <w:t>In short:</w:t>
-        </w:r>
-      </w:ins>
-    </w:p>
-    <w:p>
-      <w:pPr>
-        <w:rPr>
-          <w:ins w:id="147" w:author="Fred Beckhusen" w:date="2026-08-18T15:59:00Z" w16du:dateUtc="2026-08-18T20:59:00Z"/>
-        </w:rPr>
-      </w:pPr>
-      <w:ins w:id="148" w:author="Fred Beckhusen" w:date="2026-08-18T15:59:00Z" w16du:dateUtc="2026-08-18T20:59:00Z">
-        <w:r>
-          <w:t xml:space="preserve">  - Hard limit:      65,535 vertices per material/primitive - build fails.</w:t>
-        </w:r>
-      </w:ins>
-    </w:p>
-    <w:p>
-      <w:pPr>
-        <w:rPr>
-          <w:ins w:id="149" w:author="Fred Beckhusen" w:date="2026-08-18T15:59:00Z" w16du:dateUtc="2026-08-18T20:59:00Z"/>
-        </w:rPr>
-      </w:pPr>
-      <w:ins w:id="150" w:author="Fred Beckhusen" w:date="2026-08-18T15:59:00Z" w16du:dateUtc="2026-08-18T20:59:00Z">
-        <w:r>
-          <w:lastRenderedPageBreak/>
-          <w:t xml:space="preserve">  - Soft guideline:  ~21,844 triangles per material - warning only.</w:t>
-        </w:r>
-      </w:ins>
-    </w:p>
-    <w:p>
-      <w:pPr>
-        <w:rPr>
-          <w:ins w:id="151" w:author="Fred Beckhusen" w:date="2026-08-18T15:59:00Z" w16du:dateUtc="2026-08-18T20:59:00Z"/>
-        </w:rPr>
-      </w:pPr>
-      <w:ins w:id="152" w:author="Fred Beckhusen" w:date="2026-08-18T15:59:00Z" w16du:dateUtc="2026-08-18T20:59:00Z">
-        <w:r>
-          <w:t xml:space="preserve">  - Practical target: split detailed models across up to 8 materials so    each one stays comfortably under both numbers.</w:t>
-        </w:r>
-      </w:ins>
-    </w:p>
-    <w:p>
-      <w:pPr>
-        <w:pStyle w:val="Heading2"/>
-        <w:rPr>
-          <w:ins w:id="153" w:author="Fred Beckhusen" w:date="2026-08-18T15:59:00Z" w16du:dateUtc="2026-08-18T20:59:00Z"/>
-        </w:rPr>
-      </w:pPr>
-      <w:ins w:id="154" w:author="Fred Beckhusen" w:date="2026-08-18T15:59:00Z" w16du:dateUtc="2026-08-18T20:59:00Z">
-        <w:r>
-          <w:t>DAE vs GLTF vs GLB - WHAT'S DIFFERENT</w:t>
-        </w:r>
-      </w:ins>
-    </w:p>
-    <w:p>
-      <w:pPr>
-        <w:rPr>
-          <w:ins w:id="155" w:author="Fred Beckhusen" w:date="2026-08-18T15:59:00Z" w16du:dateUtc="2026-08-18T20:59:00Z"/>
-        </w:rPr>
-      </w:pPr>
-      <w:ins w:id="156" w:author="Fred Beckhusen" w:date="2026-08-18T15:59:00Z" w16du:dateUtc="2026-08-18T20:59:00Z">
-        <w:r>
-          <w:t>All three formats feed the same OAR-building pipeline and follow the same vertex/material rules above, but they are read by different code paths internally, and one feature is GLTF/GLB-only:</w:t>
-        </w:r>
-      </w:ins>
-    </w:p>
-    <w:p>
-      <w:pPr>
-        <w:pStyle w:val="Heading3"/>
-        <w:rPr>
-          <w:ins w:id="157" w:author="Fred Beckhusen" w:date="2026-08-18T15:59:00Z" w16du:dateUtc="2026-08-18T20:59:00Z"/>
-        </w:rPr>
-      </w:pPr>
-      <w:ins w:id="158" w:author="Fred Beckhusen" w:date="2026-08-18T15:59:00Z" w16du:dateUtc="2026-08-18T20:59:00Z">
-        <w:r>
-          <w:t xml:space="preserve">  DAE (COLLADA)</w:t>
-        </w:r>
-      </w:ins>
-    </w:p>
-    <w:p>
-      <w:pPr>
-        <w:rPr>
-          <w:ins w:id="159" w:author="Fred Beckhusen" w:date="2026-08-18T15:59:00Z" w16du:dateUtc="2026-08-18T20:59:00Z"/>
-        </w:rPr>
-      </w:pPr>
-      <w:ins w:id="160" w:author="Fred Beckhusen" w:date="2026-08-18T15:59:00Z" w16du:dateUtc="2026-08-18T20:59:00Z">
-        <w:r>
-          <w:t xml:space="preserve">    - Imported using a Collada/Lambert-Phong style material model with diffuse color/texture only.</w:t>
-        </w:r>
-      </w:ins>
-    </w:p>
-    <w:p>
-      <w:pPr>
-        <w:ind w:left="270" w:hanging="270"/>
-        <w:rPr>
-          <w:ins w:id="161" w:author="Fred Beckhusen" w:date="2026-08-18T15:59:00Z" w16du:dateUtc="2026-08-18T20:59:00Z"/>
-        </w:rPr>
-        <w:pPrChange w:id="162" w:author="Fred Beckhusen" w:date="2026-08-18T16:06:00Z" w16du:dateUtc="2026-08-18T21:06:00Z">
-          <w:pPr/>
-        </w:pPrChange>
-      </w:pPr>
-      <w:ins w:id="163" w:author="Fred Beckhusen" w:date="2026-08-18T15:59:00Z" w16du:dateUtc="2026-08-18T20:59:00Z">
-        <w:r>
-          <w:t xml:space="preserve">    - No PBR (physically based rendering) material data exists in a DAE   file at all - no normal maps, metallic/roughness, occlusion, or emissive channels are possible from this format. You can load a </w:t>
-        </w:r>
-        <w:proofErr w:type="gramStart"/>
-        <w:r>
-          <w:t>Normal</w:t>
-        </w:r>
-        <w:proofErr w:type="gramEnd"/>
-        <w:r>
-          <w:t xml:space="preserve"> map </w:t>
-        </w:r>
-        <w:proofErr w:type="gramStart"/>
-        <w:r>
-          <w:t>o Gloss</w:t>
-        </w:r>
-        <w:proofErr w:type="gramEnd"/>
-        <w:r>
-          <w:t xml:space="preserve"> map in-world.</w:t>
-        </w:r>
-      </w:ins>
-    </w:p>
-    <w:p>
-      <w:pPr>
-        <w:ind w:left="270" w:hanging="270"/>
-        <w:rPr>
-          <w:ins w:id="164" w:author="Fred Beckhusen" w:date="2026-08-18T15:59:00Z" w16du:dateUtc="2026-08-18T20:59:00Z"/>
-        </w:rPr>
-        <w:pPrChange w:id="165" w:author="Fred Beckhusen" w:date="2026-08-18T16:06:00Z" w16du:dateUtc="2026-08-18T21:06:00Z">
-          <w:pPr/>
-        </w:pPrChange>
-      </w:pPr>
-      <w:ins w:id="166" w:author="Fred Beckhusen" w:date="2026-08-18T15:59:00Z" w16du:dateUtc="2026-08-18T20:59:00Z">
-        <w:r>
-          <w:t xml:space="preserve">    - NOT supported by the embedded live preview panel or by the    Preview button's viewer (see below) - .dae files can still be   built and loaded, they just can't be visually previewed first.</w:t>
-        </w:r>
-      </w:ins>
-    </w:p>
-    <w:p>
-      <w:pPr>
-        <w:ind w:left="270" w:hanging="270"/>
-        <w:rPr>
-          <w:ins w:id="167" w:author="Fred Beckhusen" w:date="2026-08-18T15:59:00Z" w16du:dateUtc="2026-08-18T20:59:00Z"/>
-        </w:rPr>
-        <w:pPrChange w:id="168" w:author="Fred Beckhusen" w:date="2026-08-18T16:06:00Z" w16du:dateUtc="2026-08-18T21:06:00Z">
-          <w:pPr/>
-        </w:pPrChange>
-      </w:pPr>
-      <w:ins w:id="169" w:author="Fred Beckhusen" w:date="2026-08-18T15:59:00Z" w16du:dateUtc="2026-08-18T20:59:00Z">
-        <w:r>
-          <w:t xml:space="preserve">  </w:t>
-        </w:r>
-        <w:proofErr w:type="gramStart"/>
-        <w:r>
-          <w:t>GLTF (.</w:t>
-        </w:r>
-        <w:proofErr w:type="gramEnd"/>
-        <w:r>
-          <w:t xml:space="preserve">gltf, JSON + side files) and </w:t>
-        </w:r>
-        <w:proofErr w:type="gramStart"/>
-        <w:r>
-          <w:t>GLB (.</w:t>
-        </w:r>
-        <w:proofErr w:type="gramEnd"/>
-        <w:r>
-          <w:t>glb, single packed file)</w:t>
-        </w:r>
-      </w:ins>
-    </w:p>
-    <w:p>
-      <w:pPr>
-        <w:ind w:left="270" w:hanging="270"/>
-        <w:rPr>
-          <w:ins w:id="170" w:author="Fred Beckhusen" w:date="2026-08-18T15:59:00Z" w16du:dateUtc="2026-08-18T20:59:00Z"/>
-        </w:rPr>
-        <w:pPrChange w:id="171" w:author="Fred Beckhusen" w:date="2026-08-18T16:06:00Z" w16du:dateUtc="2026-08-18T21:06:00Z">
-          <w:pPr/>
-        </w:pPrChange>
-      </w:pPr>
-      <w:ins w:id="172" w:author="Fred Beckhusen" w:date="2026-08-18T15:59:00Z" w16du:dateUtc="2026-08-18T20:59:00Z">
-        <w:r>
-          <w:t xml:space="preserve">    - Imported with full PBR material support: base color, normal map, metallic/roughness, occlusion, and emissive channels are all   read from the source file and carried into the built OAR.</w:t>
-        </w:r>
-      </w:ins>
-    </w:p>
-    <w:p>
-      <w:pPr>
-        <w:ind w:left="270" w:hanging="270"/>
-        <w:rPr>
-          <w:ins w:id="173" w:author="Fred Beckhusen" w:date="2026-08-18T15:59:00Z" w16du:dateUtc="2026-08-18T20:59:00Z"/>
-        </w:rPr>
-        <w:pPrChange w:id="174" w:author="Fred Beckhusen" w:date="2026-08-18T16:06:00Z" w16du:dateUtc="2026-08-18T21:06:00Z">
-          <w:pPr/>
-        </w:pPrChange>
-      </w:pPr>
-      <w:ins w:id="175" w:author="Fred Beckhusen" w:date="2026-08-18T15:59:00Z" w16du:dateUtc="2026-08-18T20:59:00Z">
-        <w:r>
-          <w:t xml:space="preserve">    - A single node in a GLTF/GLB file can have multiple primitives   that use DIFFERENT materials (for example, a tire model with a       "Tireside" material and a separate "Tiretread" material on the   same node) - the loader extracts and preserves each primitive's  own material correctly rather than applying just one material to   the whole node.</w:t>
-        </w:r>
-      </w:ins>
-    </w:p>
-    <w:p>
-      <w:pPr>
-        <w:ind w:left="270" w:hanging="270"/>
-        <w:rPr>
-          <w:ins w:id="176" w:author="Fred Beckhusen" w:date="2026-08-18T15:59:00Z" w16du:dateUtc="2026-08-18T20:59:00Z"/>
-        </w:rPr>
-        <w:pPrChange w:id="177" w:author="Fred Beckhusen" w:date="2026-08-18T16:06:00Z" w16du:dateUtc="2026-08-18T21:06:00Z">
-          <w:pPr/>
-        </w:pPrChange>
-      </w:pPr>
-      <w:ins w:id="178" w:author="Fred Beckhusen" w:date="2026-08-18T15:59:00Z" w16du:dateUtc="2026-08-18T20:59:00Z">
-        <w:r>
-          <w:t xml:space="preserve">    - Materials that are reused by reference across many parts of a  model (e.g., the same lug-nut material used on eight identical   lug nuts) are only extracted and uploaded once and then reused,  not re-uploaded per occurrence.</w:t>
-        </w:r>
-      </w:ins>
-    </w:p>
-    <w:p>
-      <w:pPr>
-        <w:ind w:left="270" w:hanging="270"/>
-        <w:rPr>
-          <w:ins w:id="179" w:author="Fred Beckhusen" w:date="2026-08-18T15:59:00Z" w16du:dateUtc="2026-08-18T20:59:00Z"/>
-        </w:rPr>
-        <w:pPrChange w:id="180" w:author="Fred Beckhusen" w:date="2026-08-18T16:06:00Z" w16du:dateUtc="2026-08-18T21:06:00Z">
-          <w:pPr/>
-        </w:pPrChange>
-      </w:pPr>
-      <w:ins w:id="181" w:author="Fred Beckhusen" w:date="2026-08-18T15:59:00Z" w16du:dateUtc="2026-08-18T20:59:00Z">
-        <w:r>
-          <w:t xml:space="preserve">    - Both .gltf and .glb CAN be shown in the live embedded 3D preview   panel inside the Mesh Loader window itself.</w:t>
-        </w:r>
-      </w:ins>
-    </w:p>
-    <w:p>
-      <w:ins w:id="182" w:author="Fred Beckhusen" w:date="2026-08-18T15:59:00Z" w16du:dateUtc="2026-08-18T20:59:00Z">
-        <w:r>
-          <w:t xml:space="preserve">Multi-part models (multiple linked prims) are supported from GLTF/GLB sources - the loader builds a real </w:t>
-        </w:r>
-        <w:proofErr w:type="spellStart"/>
-        <w:r>
-          <w:t>linkset</w:t>
-        </w:r>
-        <w:proofErr w:type="spellEnd"/>
-        <w:r>
-          <w:t xml:space="preserve"> out of all the model's nodes/primitives, not just a single prim.</w:t>
-        </w:r>
-      </w:ins>
-    </w:p>
-    <w:p>
-      <w:pPr>
-        <w:pStyle w:val="Heading2"/>
-      </w:pPr>
-      <w:r>
         <w:t>TIPS</w:t>
       </w:r>
     </w:p>
@@ -1603,7 +807,6 @@
     </w:p>
     <w:p>
       <w:r>
-        <w:lastRenderedPageBreak/>
         <w:t>- Prefer GLB over separate GLTF+textures when possible - it's a single  self-contained file, so there's nothing that can go missing between  the model and its textures.</w:t>
       </w:r>
     </w:p>
@@ -1611,19 +814,13 @@
       <w:r>
         <w:t xml:space="preserve">- The Target Region list only shows regions that are currently booted   (running) - boot the region first if it isn't </w:t>
       </w:r>
-      <w:del w:id="183" w:author="Fred Beckhusen" w:date="2026-08-18T15:53:00Z" w16du:dateUtc="2026-08-18T20:53:00Z">
-        <w:r>
-          <w:delText>in</w:delText>
-        </w:r>
-      </w:del>
-      <w:ins w:id="184" w:author="Fred Beckhusen" w:date="2026-08-18T15:53:00Z" w16du:dateUtc="2026-08-18T20:53:00Z">
-        <w:r>
-          <w:t>on</w:t>
-        </w:r>
-      </w:ins>
+      <w:r>
+        <w:t>on</w:t>
+      </w:r>
       <w:r>
         <w:t xml:space="preserve"> the list.</w:t>
       </w:r>
+      <w:bookmarkEnd w:id="0"/>
     </w:p>
     <w:sectPr>
       <w:pgSz w:w="12240" w:h="15840"/>
@@ -1636,7 +833,7 @@
 </file>
 
 <file path=word/numbering.xml><?xml version="1.0" encoding="utf-8"?>
-<w:numbering xmlns:wpc="http://schemas.microsoft.com/office/word/2010/wordprocessingCanvas" xmlns:cx="http://schemas.microsoft.com/office/drawing/2014/chartex" xmlns:cx1="http://schemas.microsoft.com/office/drawing/2015/9/8/chartex" xmlns:cx2="http://schemas.microsoft.com/office/drawing/2015/10/21/chartex" xmlns:cx3="http://schemas.microsoft.com/office/drawing/2016/5/9/chartex" xmlns:cx4="http://schemas.microsoft.com/office/drawing/2016/5/10/chartex" xmlns:cx5="http://schemas.microsoft.com/office/drawing/2016/5/11/chartex" xmlns:cx6="http://schemas.microsoft.com/office/drawing/2016/5/12/chartex" xmlns:cx7="http://schemas.microsoft.com/office/drawing/2016/5/13/chartex" xmlns:cx8="http://schemas.microsoft.com/office/drawing/2016/5/14/chartex" xmlns:mc="http://schemas.openxmlformats.org/markup-compatibility/2006" xmlns:aink="http://schemas.microsoft.com/office/drawing/2016/ink" xmlns:am3d="http://schemas.microsoft.com/office/drawing/2017/model3d" xmlns:o="urn:schemas-microsoft-com:office:office" xmlns:oel="http://schemas.microsoft.com/office/2019/extlst" xmlns:r="http://schemas.openxmlformats.org/officeDocument/2006/relationships" xmlns:m="http://schemas.openxmlformats.org/officeDocument/2006/math" xmlns:v="urn:schemas-microsoft-com:vml" xmlns:wp14="http://schemas.microsoft.com/office/word/2010/wordprocessingDrawing" xmlns:wp="http://schemas.openxmlformats.org/drawingml/2006/wordprocessingDrawing" xmlns:w10="urn:schemas-microsoft-com:office:word" xmlns:w="http://schemas.openxmlformats.org/wordprocessingml/2006/main" xmlns:w14="http://schemas.microsoft.com/office/word/2010/wordml" xmlns:w15="http://schemas.microsoft.com/office/word/2012/wordml" xmlns:w16cei="http://schemas.microsoft.com/office/word/2026/wordml/cei" xmlns:w16cex="http://schemas.microsoft.com/office/word/2018/wordml/cex" xmlns:w16cid="http://schemas.microsoft.com/office/word/2016/wordml/cid" xmlns:w16="http://schemas.microsoft.com/office/word/2018/wordml" xmlns:w16du="http://schemas.microsoft.com/office/word/2023/wordml/word16du" xmlns:w16sdtdh="http://schemas.microsoft.com/office/word/2020/wordml/sdtdatahash" xmlns:w16sdtfl="http://schemas.microsoft.com/office/word/2024/wordml/sdtformatlock" xmlns:w16se="http://schemas.microsoft.com/office/word/2015/wordml/symex" xmlns:wpg="http://schemas.microsoft.com/office/word/2010/wordprocessingGroup" xmlns:wpi="http://schemas.microsoft.com/office/word/2010/wordprocessingInk" xmlns:wne="http://schemas.microsoft.com/office/word/2006/wordml" xmlns:wps="http://schemas.microsoft.com/office/word/2010/wordprocessingShape" mc:Ignorable="w14 w15 w16se w16cid w16 w16cex w16sdtdh w16sdtfl w16du wp14">
+<w:numbering xmlns:wpc="http://schemas.microsoft.com/office/word/2010/wordprocessingCanvas" xmlns:cx="http://schemas.microsoft.com/office/drawing/2014/chartex" xmlns:cx1="http://schemas.microsoft.com/office/drawing/2015/9/8/chartex" xmlns:cx2="http://schemas.microsoft.com/office/drawing/2015/10/21/chartex" xmlns:cx3="http://schemas.microsoft.com/office/drawing/2016/5/9/chartex" xmlns:cx4="http://schemas.microsoft.com/office/drawing/2016/5/10/chartex" xmlns:cx5="http://schemas.microsoft.com/office/drawing/2016/5/11/chartex" xmlns:cx6="http://schemas.microsoft.com/office/drawing/2016/5/12/chartex" xmlns:cx7="http://schemas.microsoft.com/office/drawing/2016/5/13/chartex" xmlns:cx8="http://schemas.microsoft.com/office/drawing/2016/5/14/chartex" xmlns:mc="http://schemas.openxmlformats.org/markup-compatibility/2006" xmlns:aink="http://schemas.microsoft.com/office/drawing/2016/ink" xmlns:am3d="http://schemas.microsoft.com/office/drawing/2017/model3d" xmlns:o="urn:schemas-microsoft-com:office:office" xmlns:oel="http://schemas.microsoft.com/office/2019/extlst" xmlns:r="http://schemas.openxmlformats.org/officeDocument/2006/relationships" xmlns:m="http://schemas.openxmlformats.org/officeDocument/2006/math" xmlns:v="urn:schemas-microsoft-com:vml" xmlns:wp14="http://schemas.microsoft.com/office/word/2010/wordprocessingDrawing" xmlns:wp="http://schemas.openxmlformats.org/drawingml/2006/wordprocessingDrawing" xmlns:w10="urn:schemas-microsoft-com:office:word" xmlns:w="http://schemas.openxmlformats.org/wordprocessingml/2006/main" xmlns:w14="http://schemas.microsoft.com/office/word/2010/wordml" xmlns:w15="http://schemas.microsoft.com/office/word/2012/wordml" xmlns:w16cex="http://schemas.microsoft.com/office/word/2018/wordml/cex" xmlns:w16cid="http://schemas.microsoft.com/office/word/2016/wordml/cid" xmlns:w16="http://schemas.microsoft.com/office/word/2018/wordml" xmlns:w16du="http://schemas.microsoft.com/office/word/2023/wordml/word16du" xmlns:w16sdtdh="http://schemas.microsoft.com/office/word/2020/wordml/sdtdatahash" xmlns:w16sdtfl="http://schemas.microsoft.com/office/word/2024/wordml/sdtformatlock" xmlns:w16se="http://schemas.microsoft.com/office/word/2015/wordml/symex" xmlns:wpg="http://schemas.microsoft.com/office/word/2010/wordprocessingGroup" xmlns:wpi="http://schemas.microsoft.com/office/word/2010/wordprocessingInk" xmlns:wne="http://schemas.microsoft.com/office/word/2006/wordml" xmlns:wps="http://schemas.microsoft.com/office/word/2010/wordprocessingShape" mc:Ignorable="w14 w15 w16se w16cid w16 w16cex w16sdtdh w16sdtfl w16du wp14">
   <w:abstractNum w:abstractNumId="0" w15:restartNumberingAfterBreak="0">
     <w:nsid w:val="087110BF"/>
     <w:multiLevelType w:val="hybridMultilevel"/>
@@ -2203,14 +1400,6 @@
     <w:abstractNumId w:val="4"/>
   </w:num>
 </w:numbering>
-</file>
-
-<file path=word/people.xml><?xml version="1.0" encoding="utf-8"?>
-<w15:people xmlns:wpc="http://schemas.microsoft.com/office/word/2010/wordprocessingCanvas" xmlns:cx="http://schemas.microsoft.com/office/drawing/2014/chartex" xmlns:cx1="http://schemas.microsoft.com/office/drawing/2015/9/8/chartex" xmlns:cx2="http://schemas.microsoft.com/office/drawing/2015/10/21/chartex" xmlns:cx3="http://schemas.microsoft.com/office/drawing/2016/5/9/chartex" xmlns:cx4="http://schemas.microsoft.com/office/drawing/2016/5/10/chartex" xmlns:cx5="http://schemas.microsoft.com/office/drawing/2016/5/11/chartex" xmlns:cx6="http://schemas.microsoft.com/office/drawing/2016/5/12/chartex" xmlns:cx7="http://schemas.microsoft.com/office/drawing/2016/5/13/chartex" xmlns:cx8="http://schemas.microsoft.com/office/drawing/2016/5/14/chartex" xmlns:mc="http://schemas.openxmlformats.org/markup-compatibility/2006" xmlns:aink="http://schemas.microsoft.com/office/drawing/2016/ink" xmlns:am3d="http://schemas.microsoft.com/office/drawing/2017/model3d" xmlns:o="urn:schemas-microsoft-com:office:office" xmlns:oel="http://schemas.microsoft.com/office/2019/extlst" xmlns:r="http://schemas.openxmlformats.org/officeDocument/2006/relationships" xmlns:m="http://schemas.openxmlformats.org/officeDocument/2006/math" xmlns:v="urn:schemas-microsoft-com:vml" xmlns:wp14="http://schemas.microsoft.com/office/word/2010/wordprocessingDrawing" xmlns:wp="http://schemas.openxmlformats.org/drawingml/2006/wordprocessingDrawing" xmlns:w10="urn:schemas-microsoft-com:office:word" xmlns:w="http://schemas.openxmlformats.org/wordprocessingml/2006/main" xmlns:w14="http://schemas.microsoft.com/office/word/2010/wordml" xmlns:w15="http://schemas.microsoft.com/office/word/2012/wordml" xmlns:w16cei="http://schemas.microsoft.com/office/word/2026/wordml/cei" xmlns:w16cex="http://schemas.microsoft.com/office/word/2018/wordml/cex" xmlns:w16cid="http://schemas.microsoft.com/office/word/2016/wordml/cid" xmlns:w16="http://schemas.microsoft.com/office/word/2018/wordml" xmlns:w16du="http://schemas.microsoft.com/office/word/2023/wordml/word16du" xmlns:w16sdtdh="http://schemas.microsoft.com/office/word/2020/wordml/sdtdatahash" xmlns:w16sdtfl="http://schemas.microsoft.com/office/word/2024/wordml/sdtformatlock" xmlns:w16se="http://schemas.microsoft.com/office/word/2015/wordml/symex" xmlns:wpg="http://schemas.microsoft.com/office/word/2010/wordprocessingGroup" xmlns:wpi="http://schemas.microsoft.com/office/word/2010/wordprocessingInk" xmlns:wne="http://schemas.microsoft.com/office/word/2006/wordml" xmlns:wps="http://schemas.microsoft.com/office/word/2010/wordprocessingShape" mc:Ignorable="w14 w15 w16se w16cid w16 w16cex w16sdtdh w16sdtfl w16du wp14">
-  <w15:person w15:author="Fred Beckhusen">
-    <w15:presenceInfo w15:providerId="Windows Live" w15:userId="2120b80e01b2cf45"/>
-  </w15:person>
-</w15:people>
 </file>
 
 <file path=word/styles.xml><?xml version="1.0" encoding="utf-8"?>

--- a/MESH LOADER (LOAD DAE, GLB, GLTF).docx
+++ b/MESH LOADER (LOAD DAE, GLB, GLTF).docx
@@ -16,7 +16,13 @@
     </w:p>
     <w:p>
       <w:r>
-        <w:t>DreamGrid has a Mesh uploader then uploads GLB, GLTF and DAE meshes into Opensimulator without a viewer.</w:t>
+        <w:t>DreamGrid has a Mesh uploader th</w:t>
+      </w:r>
+      <w:r>
+        <w:t>at</w:t>
+      </w:r>
+      <w:r>
+        <w:t xml:space="preserve"> uploads GLB, GLTF and DAE meshes into Opensimulator without a viewer.</w:t>
       </w:r>
       <w:r>
         <w:t xml:space="preserve"> </w:t>
@@ -43,16 +49,31 @@
       <w:r>
         <w:t>.</w:t>
       </w:r>
-    </w:p>
-    <w:p>
-      <w:r>
-        <w:t xml:space="preserve">You do not need the model to already be rezzed anywhere, and you do not need to be logged in as an avatar to use it - although you CAN target </w:t>
+      <w:r>
+        <w:t xml:space="preserve"> You get just the model, nothing else like terrain.</w:t>
+      </w:r>
+    </w:p>
+    <w:p>
+      <w:r>
+        <w:t xml:space="preserve">You do not need the model to already be rezzed anywhere, and you do not need to be logged in as an avatar to </w:t>
+      </w:r>
+      <w:r>
+        <w:t xml:space="preserve">bring it in </w:t>
+      </w:r>
+      <w:r>
+        <w:t xml:space="preserve"> it - although you CAN target </w:t>
       </w:r>
       <w:r>
         <w:t>the loader</w:t>
       </w:r>
       <w:r>
-        <w:t xml:space="preserve"> at wherever an avatar is currently standing and looking, which is the fastest way to place something exactly where you want it.</w:t>
+        <w:t xml:space="preserve"> at wherever an</w:t>
+      </w:r>
+      <w:r>
+        <w:t>y</w:t>
+      </w:r>
+      <w:r>
+        <w:t xml:space="preserve"> avatar is currently standing and looking, which is the fastest way to place something exactly where you want it.</w:t>
       </w:r>
     </w:p>
     <w:p>
@@ -67,44 +88,12 @@
     </w:p>
     <w:p>
       <w:r>
-        <w:t xml:space="preserve">  - .</w:t>
-      </w:r>
-      <w:proofErr w:type="spellStart"/>
-      <w:r>
-        <w:t>gltf</w:t>
-      </w:r>
-      <w:proofErr w:type="spellEnd"/>
-      <w:r>
-        <w:t xml:space="preserve">  (</w:t>
-      </w:r>
-      <w:proofErr w:type="spellStart"/>
-      <w:r>
-        <w:t>glTF</w:t>
-      </w:r>
-      <w:proofErr w:type="spellEnd"/>
-      <w:r>
-        <w:t>, JSON form - textures/binary data as separate side files)</w:t>
-      </w:r>
-    </w:p>
-    <w:p>
-      <w:r>
-        <w:t xml:space="preserve">  - .</w:t>
-      </w:r>
-      <w:proofErr w:type="spellStart"/>
-      <w:r>
-        <w:t>glb</w:t>
-      </w:r>
-      <w:proofErr w:type="spellEnd"/>
-      <w:r>
-        <w:t xml:space="preserve">   (</w:t>
-      </w:r>
-      <w:proofErr w:type="spellStart"/>
-      <w:r>
-        <w:t>glTF</w:t>
-      </w:r>
-      <w:proofErr w:type="spellEnd"/>
-      <w:r>
-        <w:t>, single packed binary file - textures included inside)</w:t>
+        <w:t xml:space="preserve">  - .gltf  (glTF, JSON form - textures/binary data as separate side files)</w:t>
+      </w:r>
+    </w:p>
+    <w:p>
+      <w:r>
+        <w:t xml:space="preserve">  - .glb   (glTF, single packed binary file - textures included inside)</w:t>
       </w:r>
     </w:p>
     <w:p>
@@ -117,12 +106,7 @@
     </w:p>
     <w:p>
       <w:r>
-        <w:t xml:space="preserve">  In the main DreamGrid window, go to the Content menu and choose</w:t>
-      </w:r>
-    </w:p>
-    <w:p>
-      <w:r>
-        <w:t xml:space="preserve">  "Load DAE, GLB, GLTF".</w:t>
+        <w:t xml:space="preserve">  In the main DreamGrid window, go to the Content menu and choose  "Load DAE, GLB, GLTF".</w:t>
       </w:r>
     </w:p>
     <w:p>
@@ -173,12 +157,12 @@
         <w:pStyle w:val="Heading2"/>
       </w:pPr>
       <w:r>
+        <w:t>STEP-BY-STEP: LOADING A MESH</w:t>
+      </w:r>
+    </w:p>
+    <w:p>
+      <w:r>
         <w:lastRenderedPageBreak/>
-        <w:t>STEP-BY-STEP: LOADING A MESH</w:t>
-      </w:r>
-    </w:p>
-    <w:p>
-      <w:r>
         <w:t>1. OPEN THE LOADER</w:t>
       </w:r>
     </w:p>
@@ -246,7 +230,19 @@
     </w:p>
     <w:p>
       <w:r>
-        <w:t xml:space="preserve"> As soon as you pick a .glb or .gltf file, it automatically appears  in the small 3D preview panel on the left side of the window – you   can rotate/orbit it with your mouse to check it looks right before    committing to a build. (.dae files do not auto-preview in this  panel - the format isn't supported by the embedded viewer.)</w:t>
+        <w:t xml:space="preserve"> As soon as you pick a </w:t>
+      </w:r>
+      <w:r>
+        <w:t xml:space="preserve">.dae, </w:t>
+      </w:r>
+      <w:r>
+        <w:t xml:space="preserve">.glb or .gltf file, it automatically appears  in the small 3D preview panel on the </w:t>
+      </w:r>
+      <w:r>
+        <w:t xml:space="preserve">right </w:t>
+      </w:r>
+      <w:r>
+        <w:t xml:space="preserve"> side of the window – you   can rotate/orbit it with your mouse to check it looks right before committing to a build. </w:t>
       </w:r>
     </w:p>
     <w:p>
@@ -293,18 +289,26 @@
     </w:p>
     <w:p>
       <w:r>
-        <w:t xml:space="preserve"> For a closer look, click "Preview..." to open the file in the   separate, full GltfViewer tool window (a more complete standalone  viewer). This also works for .dae files, unlike the embedded panel.</w:t>
-      </w:r>
-    </w:p>
-    <w:p>
-      <w:r>
-        <w:t xml:space="preserve"> Always check the preview before building - it's the easiest way to   catch a wrong file, a missing texture, or an </w:t>
+        <w:t xml:space="preserve"> For a closer look, click "Preview..." to open the file in the  separate, full GltfViewer tool window (a more complete standalone  viewer). This also works for .dae files, unlike the embedded panel.</w:t>
+      </w:r>
+    </w:p>
+    <w:p>
+      <w:r>
+        <w:t xml:space="preserve"> Always check the preview before building - </w:t>
+      </w:r>
+      <w:proofErr w:type="gramStart"/>
+      <w:r>
+        <w:t>it's</w:t>
+      </w:r>
+      <w:proofErr w:type="gramEnd"/>
+      <w:r>
+        <w:t xml:space="preserve"> the easiest way to   catch a wrong file, a missing texture, or an </w:t>
       </w:r>
       <w:r>
         <w:t>oddly scaled</w:t>
       </w:r>
       <w:r>
-        <w:t xml:space="preserve"> model    before spending time on a full build.</w:t>
+        <w:t xml:space="preserve"> model  before spending time on a full build.</w:t>
       </w:r>
     </w:p>
     <w:p>
@@ -336,7 +340,7 @@
         <w:ind w:left="450" w:hanging="270"/>
       </w:pPr>
       <w:r>
-        <w:t xml:space="preserve">     - Click into the "Target Region" box and choose a region from the    list (only </w:t>
+        <w:t xml:space="preserve">     - Click into the "Target Region" box and choose a region from the list (only </w:t>
       </w:r>
       <w:r>
         <w:t>currently booted</w:t>
@@ -350,7 +354,7 @@
         <w:ind w:left="450" w:hanging="270"/>
       </w:pPr>
       <w:r>
-        <w:t xml:space="preserve">     - Type the X, Y, and Z coordinates where you want the model to   land (defaults to the region's approximate center/128,128,30).</w:t>
+        <w:t xml:space="preserve">     - Type the X, Y, and Z coordinates where you want the model to land (defaults to the region's approximate center/128,128,30).</w:t>
       </w:r>
     </w:p>
     <w:p>
@@ -358,7 +362,7 @@
         <w:ind w:left="450" w:hanging="270"/>
       </w:pPr>
       <w:r>
-        <w:t xml:space="preserve">     - A small map preview updates to show a red dot marking where in    the region the model will be placed, so you can sanity-check   the position visually.</w:t>
+        <w:t xml:space="preserve">     - A small map preview updates to show a red dot marking where in  the region the model will be placed, so you can sanity-check the position visually.</w:t>
       </w:r>
     </w:p>
     <w:p>
@@ -377,7 +381,7 @@
         <w:ind w:left="450" w:hanging="270"/>
       </w:pPr>
       <w:r>
-        <w:t xml:space="preserve">     - Type the name of an avatar who is CURRENTLY ONLINE and logged    into a booted region into the "Avatar Name" box (an    autocomplete dropdown will suggest names of avatars who are    online right now, across every booted region).</w:t>
+        <w:t xml:space="preserve">     - Type the name of an avatar who is CURRENTLY ONLINE and logged  into a booted region into the "Avatar Name" box (an autocomplete dropdown will suggest names of avatars who are  online right now, across every booted region).</w:t>
       </w:r>
     </w:p>
     <w:p>
@@ -393,20 +397,28 @@
         <w:ind w:left="450" w:hanging="270"/>
       </w:pPr>
       <w:r>
-        <w:t xml:space="preserve">     - If the avatar isn't found online in any booted region, you'll     get a message saying so, and the loader falls back to whatever   region/X/Y/Z is currently typed in those fields instead.</w:t>
-      </w:r>
-    </w:p>
-    <w:p>
-      <w:r>
-        <w:t>5. CLICK "</w:t>
+        <w:t xml:space="preserve">     - If the avatar </w:t>
       </w:r>
       <w:proofErr w:type="gramStart"/>
       <w:r>
-        <w:t>BUILD &amp;&amp;</w:t>
+        <w:t>isn't</w:t>
       </w:r>
       <w:proofErr w:type="gramEnd"/>
       <w:r>
-        <w:t xml:space="preserve"> LOAD"</w:t>
+        <w:t xml:space="preserve"> found online in any booted region, </w:t>
+      </w:r>
+      <w:proofErr w:type="gramStart"/>
+      <w:r>
+        <w:t>you'll</w:t>
+      </w:r>
+      <w:proofErr w:type="gramEnd"/>
+      <w:r>
+        <w:t xml:space="preserve">     get a message saying so, and the loader falls back to whatever   region/X/Y/Z is currently typed in those fields instead.</w:t>
+      </w:r>
+    </w:p>
+    <w:p>
+      <w:r>
+        <w:t>5. CLICK "BUILD &amp; LOAD"</w:t>
       </w:r>
     </w:p>
     <w:p>
@@ -494,7 +506,15 @@
         <w:t xml:space="preserve">it </w:t>
       </w:r>
       <w:r>
-        <w:t>runs. Watch this box – a   65,535-vertex overflow or other build failure will be reported here</w:t>
+        <w:t xml:space="preserve">runs. Watch this box – a   65,535-vertex overflow or other build failure will </w:t>
+      </w:r>
+      <w:proofErr w:type="gramStart"/>
+      <w:r>
+        <w:t>be reported</w:t>
+      </w:r>
+      <w:proofErr w:type="gramEnd"/>
+      <w:r>
+        <w:t xml:space="preserve"> here</w:t>
       </w:r>
       <w:r>
         <w:t xml:space="preserve"> </w:t>
@@ -505,7 +525,15 @@
     </w:p>
     <w:p>
       <w:r>
-        <w:t xml:space="preserve"> The button is disabled while a build is running; wait for it to  finish (or fail) before starting another one.</w:t>
+        <w:t xml:space="preserve"> The button </w:t>
+      </w:r>
+      <w:proofErr w:type="gramStart"/>
+      <w:r>
+        <w:t>is disabled</w:t>
+      </w:r>
+      <w:proofErr w:type="gramEnd"/>
+      <w:r>
+        <w:t xml:space="preserve"> while a build is running; wait for it to  finish (or fail) before starting another one.</w:t>
       </w:r>
     </w:p>
     <w:p>
@@ -566,13 +594,35 @@
     </w:p>
     <w:p>
       <w:r>
-        <w:t xml:space="preserve">Each successive mesh in the batch is placed 1 meter further along Y than the </w:t>
+        <w:t xml:space="preserve">Each successive mesh in the batch </w:t>
+      </w:r>
+      <w:proofErr w:type="gramStart"/>
+      <w:r>
+        <w:t>is placed</w:t>
+      </w:r>
+      <w:proofErr w:type="gramEnd"/>
+      <w:r>
+        <w:t xml:space="preserve"> </w:t>
+      </w:r>
+      <w:r>
+        <w:t>one</w:t>
+      </w:r>
+      <w:r>
+        <w:t xml:space="preserve"> meter further along Y than the </w:t>
       </w:r>
       <w:r>
         <w:t>earlier</w:t>
       </w:r>
       <w:r>
-        <w:t xml:space="preserve"> one, so they don't stack on top of each other. The loader waits for each mesh's OAR to finish loading into the </w:t>
+        <w:t xml:space="preserve"> one, so they </w:t>
+      </w:r>
+      <w:proofErr w:type="gramStart"/>
+      <w:r>
+        <w:t>don't</w:t>
+      </w:r>
+      <w:proofErr w:type="gramEnd"/>
+      <w:r>
+        <w:t xml:space="preserve"> stack on top of each other. The loader waits for each mesh's OAR to finish loading into the </w:t>
       </w:r>
       <w:r>
         <w:t>region.</w:t>
@@ -594,7 +644,23 @@
         <w:t>height</w:t>
       </w:r>
       <w:r>
-        <w:t xml:space="preserve"> described above is skipped - only the X/Y start position and region are taken from the avatar/region fields.</w:t>
+        <w:t xml:space="preserve"> described above </w:t>
+      </w:r>
+      <w:proofErr w:type="gramStart"/>
+      <w:r>
+        <w:t>is skipped</w:t>
+      </w:r>
+      <w:proofErr w:type="gramEnd"/>
+      <w:r>
+        <w:t xml:space="preserve"> - only the X/Y start position and region </w:t>
+      </w:r>
+      <w:proofErr w:type="gramStart"/>
+      <w:r>
+        <w:t>are taken</w:t>
+      </w:r>
+      <w:proofErr w:type="gramEnd"/>
+      <w:r>
+        <w:t xml:space="preserve"> from the avatar/region fields.</w:t>
       </w:r>
       <w:r>
         <w:t xml:space="preserve"> </w:t>
@@ -628,35 +694,35 @@
     </w:p>
     <w:p>
       <w:r>
-        <w:t xml:space="preserve">There is also a SOFT/recommended guideline, not a hard limit: keep each material to no more than about 21,844 triangles. Why that number - 21,844 triangles x 8 materials = 174,752 triangles, which lines up with OpenSim/Second Life's own mesh-upload guidance of spreading a complex surface across up to 8 materials rather than one enormous one. Going over the 21,844-triangle guideline on a single material won't stop the </w:t>
+        <w:t>There is also a SOFT/recommended guideline, not a hard limit: keep each material to no more than about 21,844 triangles. Why that number - 21,844 triangles x 8 materials = 174,752 triangles, which lines up with OpenSim/Second Life's own mesh-upload guidance of spreading a complex surface across up to 8 materials rather than one enormous one. Going over the 21,844-triangle guideline on a single material won't stop the build, but it can produce visible holes or missing geometry once a model's geometry gets highly interspersed across many materials, so the loader will log a warning (not an error) if you exceed it.</w:t>
+      </w:r>
+    </w:p>
+    <w:p>
+      <w:r>
+        <w:t>In short:</w:t>
+      </w:r>
+    </w:p>
+    <w:p>
+      <w:r>
+        <w:t xml:space="preserve">  - Hard limit:      65,535 vertices per material/primitive - build fails.</w:t>
+      </w:r>
+    </w:p>
+    <w:p>
+      <w:r>
+        <w:t xml:space="preserve">  - Soft guideline:  ~21,844 triangles per material - warning only.</w:t>
+      </w:r>
+    </w:p>
+    <w:p>
+      <w:r>
+        <w:t xml:space="preserve">  - Practical target: split detailed models across up to </w:t>
       </w:r>
       <w:proofErr w:type="gramStart"/>
       <w:r>
-        <w:t>build</w:t>
+        <w:t>8</w:t>
       </w:r>
       <w:proofErr w:type="gramEnd"/>
       <w:r>
-        <w:t>, but it can produce visible holes or missing geometry once a model's geometry gets highly interspersed across many materials, so the loader will log a warning (not an error) if you exceed it.</w:t>
-      </w:r>
-    </w:p>
-    <w:p>
-      <w:r>
-        <w:t>In short:</w:t>
-      </w:r>
-    </w:p>
-    <w:p>
-      <w:r>
-        <w:t xml:space="preserve">  - Hard limit:      65,535 vertices per material/primitive - build fails.</w:t>
-      </w:r>
-    </w:p>
-    <w:p>
-      <w:r>
-        <w:t xml:space="preserve">  - Soft guideline:  ~21,844 triangles per material - warning only.</w:t>
-      </w:r>
-    </w:p>
-    <w:p>
-      <w:r>
-        <w:t xml:space="preserve">  - Practical target: split detailed models across up to 8 materials so    each one stays comfortably under both numbers.</w:t>
+        <w:t xml:space="preserve"> materials so    each one stays comfortably under both numbers.</w:t>
       </w:r>
     </w:p>
     <w:p>
@@ -670,7 +736,15 @@
     </w:p>
     <w:p>
       <w:r>
-        <w:t>All three formats feed the same OAR-building pipeline and follow the same vertex/material rules above, but they are read by different code paths internally, and one feature is GLTF/GLB-only:</w:t>
+        <w:t xml:space="preserve">All three formats feed the same OAR-building pipeline and follow the same vertex/material rules above, but they </w:t>
+      </w:r>
+      <w:proofErr w:type="gramStart"/>
+      <w:r>
+        <w:t>are read</w:t>
+      </w:r>
+      <w:proofErr w:type="gramEnd"/>
+      <w:r>
+        <w:t xml:space="preserve"> by different code paths internally, and one feature is GLTF/GLB-only:</w:t>
       </w:r>
     </w:p>
     <w:p>
@@ -691,136 +765,300 @@
         <w:ind w:left="270" w:hanging="270"/>
       </w:pPr>
       <w:r>
-        <w:t xml:space="preserve">    - No PBR (physically based rendering) material data exists in a DAE   file at all - no normal maps, metallic/roughness, occlusion, or emissive channels are possible from this format. You can load a </w:t>
+        <w:t xml:space="preserve">    - No PBR (physically based rendering) material data exists in a DAE   file at all - no normal maps, metallic/roughness, occlusion, or emissive channels are possible from this format. You can load a Normal map o</w:t>
+      </w:r>
+      <w:r>
+        <w:t xml:space="preserve">r </w:t>
+      </w:r>
+      <w:r>
+        <w:t>Gloss map in-world.</w:t>
+      </w:r>
+    </w:p>
+    <w:p>
+      <w:pPr>
+        <w:ind w:left="270" w:hanging="270"/>
+      </w:pPr>
+      <w:r>
+        <w:t xml:space="preserve">    - NOT supported by the embedded live preview panel or by the    Preview button's viewer (see below) - .dae files can still be   built and loaded, they just </w:t>
       </w:r>
       <w:proofErr w:type="gramStart"/>
       <w:r>
-        <w:t>Normal</w:t>
+        <w:t>can't</w:t>
       </w:r>
       <w:proofErr w:type="gramEnd"/>
       <w:r>
-        <w:t xml:space="preserve"> map </w:t>
+        <w:t xml:space="preserve"> be visually previewed first.</w:t>
+      </w:r>
+    </w:p>
+    <w:p>
+      <w:pPr>
+        <w:ind w:left="270" w:hanging="270"/>
+      </w:pPr>
+      <w:r>
+        <w:t xml:space="preserve">  GLTF (.gltf, JSON + side files) and GLB (.glb, single packed file)</w:t>
+      </w:r>
+    </w:p>
+    <w:p>
+      <w:pPr>
+        <w:ind w:left="270" w:hanging="270"/>
+      </w:pPr>
+      <w:r>
+        <w:t xml:space="preserve">    - Imported with full PBR material support: base color, normal map, metallic/roughness, occlusion, and emissive channels are all   read from the source file and carried into the built OAR.</w:t>
+      </w:r>
+    </w:p>
+    <w:p>
+      <w:pPr>
+        <w:ind w:left="270" w:hanging="270"/>
+      </w:pPr>
+      <w:r>
+        <w:t xml:space="preserve">    - A single node in a GLTF/GLB file can have multiple primitives   that use DIFFERENT materials (for example, a tire model with a       "Tireside" material and a separate "Tiretread" material on the   same node) - the loader extracts and preserves each primitive's  own material correctly rather than applying just one material to   the whole node.</w:t>
+      </w:r>
+    </w:p>
+    <w:p>
+      <w:pPr>
+        <w:ind w:left="270" w:hanging="270"/>
+      </w:pPr>
+      <w:r>
+        <w:t xml:space="preserve">    - Materials that are reused by reference across many parts of a  model (e.g., the same lug-nut material used on eight identical   lug nuts) are only extracted and uploaded once and then reused,  not re-uploaded per occurrence.</w:t>
+      </w:r>
+    </w:p>
+    <w:p>
+      <w:pPr>
+        <w:ind w:left="270" w:hanging="270"/>
+      </w:pPr>
+      <w:r>
+        <w:t xml:space="preserve">    - </w:t>
+      </w:r>
+      <w:r>
+        <w:t xml:space="preserve">.Dae, </w:t>
+      </w:r>
+      <w:r>
+        <w:t xml:space="preserve">.gltf and .glb </w:t>
       </w:r>
       <w:proofErr w:type="gramStart"/>
       <w:r>
-        <w:t>o Gloss</w:t>
+        <w:t>are</w:t>
+      </w:r>
+      <w:r>
+        <w:t xml:space="preserve"> shown</w:t>
       </w:r>
       <w:proofErr w:type="gramEnd"/>
       <w:r>
-        <w:t xml:space="preserve"> map in-world.</w:t>
-      </w:r>
-    </w:p>
-    <w:p>
-      <w:pPr>
-        <w:ind w:left="270" w:hanging="270"/>
-      </w:pPr>
-      <w:r>
-        <w:t xml:space="preserve">    - NOT supported by the embedded live preview panel or by the    Preview button's viewer (see below) - .dae files can still be   built and loaded, they just can't be visually previewed first.</w:t>
-      </w:r>
-    </w:p>
-    <w:p>
-      <w:pPr>
-        <w:ind w:left="270" w:hanging="270"/>
-      </w:pPr>
-      <w:r>
-        <w:t xml:space="preserve">  </w:t>
+        <w:t xml:space="preserve"> in the live embedded 3D preview   panel inside the Mesh Loader window itself.</w:t>
+      </w:r>
+    </w:p>
+    <w:p>
+      <w:r>
+        <w:t xml:space="preserve">Multi-part models (multiple linked prims) </w:t>
       </w:r>
       <w:proofErr w:type="gramStart"/>
       <w:r>
-        <w:t>GLTF (.</w:t>
+        <w:t>are supported</w:t>
       </w:r>
       <w:proofErr w:type="gramEnd"/>
       <w:r>
-        <w:t xml:space="preserve">gltf, JSON + side files) and </w:t>
+        <w:t xml:space="preserve"> from sources - the loader builds a real linkset out of all the model's nodes/primitives, not just a single prim.</w:t>
+      </w:r>
+    </w:p>
+    <w:p>
+      <w:pPr>
+        <w:pStyle w:val="Heading2"/>
+      </w:pPr>
+      <w:r>
+        <w:t>TIPS</w:t>
+      </w:r>
+    </w:p>
+    <w:p>
+      <w:r>
+        <w:t xml:space="preserve"> Always preview before building, especially for a model you </w:t>
       </w:r>
       <w:proofErr w:type="gramStart"/>
       <w:r>
-        <w:t>GLB (.</w:t>
+        <w:t>haven't</w:t>
       </w:r>
       <w:proofErr w:type="gramEnd"/>
       <w:r>
-        <w:t>glb, single packed file)</w:t>
-      </w:r>
-    </w:p>
-    <w:p>
-      <w:pPr>
-        <w:ind w:left="270" w:hanging="270"/>
-      </w:pPr>
-      <w:r>
-        <w:t xml:space="preserve">    - Imported with full PBR material support: base color, normal map, metallic/roughness, occlusion, and emissive channels are all   read from the source file and carried into the built OAR.</w:t>
-      </w:r>
-    </w:p>
-    <w:p>
-      <w:pPr>
-        <w:ind w:left="270" w:hanging="270"/>
-      </w:pPr>
-      <w:r>
-        <w:t xml:space="preserve">    - A single node in a GLTF/GLB file can have multiple primitives   that use DIFFERENT materials (for example, a tire model with a       "Tireside" material and a separate "Tiretread" material on the   same node) - the loader extracts and preserves each primitive's  own material correctly rather than applying just one material to   the whole node.</w:t>
-      </w:r>
-    </w:p>
-    <w:p>
-      <w:pPr>
-        <w:ind w:left="270" w:hanging="270"/>
-      </w:pPr>
-      <w:r>
-        <w:t xml:space="preserve">    - Materials that are reused by reference across many parts of a  model (e.g., the same lug-nut material used on eight identical   lug nuts) are only extracted and uploaded once and then reused,  not re-uploaded per occurrence.</w:t>
-      </w:r>
-    </w:p>
-    <w:p>
-      <w:pPr>
-        <w:ind w:left="270" w:hanging="270"/>
-      </w:pPr>
-      <w:r>
-        <w:t xml:space="preserve">    - Both .gltf and .glb CAN be shown in the live embedded 3D preview   panel inside the Mesh Loader window itself.</w:t>
-      </w:r>
-    </w:p>
-    <w:p>
-      <w:r>
-        <w:t xml:space="preserve">Multi-part models (multiple linked prims) are supported from GLTF/GLB sources - the loader builds a real </w:t>
-      </w:r>
-      <w:proofErr w:type="spellStart"/>
-      <w:r>
-        <w:t>linkset</w:t>
-      </w:r>
-      <w:proofErr w:type="spellEnd"/>
-      <w:r>
-        <w:t xml:space="preserve"> out of all the model's nodes/primitives, not just a single prim.</w:t>
-      </w:r>
+        <w:t xml:space="preserve">   loaded before - </w:t>
+      </w:r>
+      <w:proofErr w:type="gramStart"/>
+      <w:r>
+        <w:t>it's</w:t>
+      </w:r>
+      <w:proofErr w:type="gramEnd"/>
+      <w:r>
+        <w:t xml:space="preserve"> much faster than discovering a problem after a  full build/load cycle.</w:t>
+      </w:r>
+    </w:p>
+    <w:p>
+      <w:r>
+        <w:t xml:space="preserve">- If you get a vertex-limit error, the message names the specific   mesh/node </w:t>
+      </w:r>
+      <w:proofErr w:type="gramStart"/>
+      <w:r>
+        <w:t>that's</w:t>
+      </w:r>
+      <w:proofErr w:type="gramEnd"/>
+      <w:r>
+        <w:t xml:space="preserve"> too dense - fix that part in your modeling tool   and re-export, you </w:t>
+      </w:r>
+      <w:proofErr w:type="gramStart"/>
+      <w:r>
+        <w:t>don't</w:t>
+      </w:r>
+      <w:proofErr w:type="gramEnd"/>
+      <w:r>
+        <w:t xml:space="preserve"> need to rebuild the whole model from   scratch.</w:t>
+      </w:r>
+    </w:p>
+    <w:p>
+      <w:r>
+        <w:t xml:space="preserve">- Prefer GLB over separate GLTF+textures when possible - </w:t>
+      </w:r>
+      <w:proofErr w:type="gramStart"/>
+      <w:r>
+        <w:t>it's</w:t>
+      </w:r>
+      <w:proofErr w:type="gramEnd"/>
+      <w:r>
+        <w:t xml:space="preserve"> a single  self-contained file, so </w:t>
+      </w:r>
+      <w:proofErr w:type="gramStart"/>
+      <w:r>
+        <w:t>there's</w:t>
+      </w:r>
+      <w:proofErr w:type="gramEnd"/>
+      <w:r>
+        <w:t xml:space="preserve"> nothing that can go missing between  the model and its textures.</w:t>
+      </w:r>
+    </w:p>
+    <w:p>
+      <w:r>
+        <w:t xml:space="preserve">- The Target Region list only shows regions that are currently booted   (running) - boot the region first if it </w:t>
+      </w:r>
+      <w:proofErr w:type="gramStart"/>
+      <w:r>
+        <w:t>isn't</w:t>
+      </w:r>
+      <w:proofErr w:type="gramEnd"/>
+      <w:r>
+        <w:t xml:space="preserve"> </w:t>
+      </w:r>
+      <w:r>
+        <w:t>on</w:t>
+      </w:r>
+      <w:r>
+        <w:t xml:space="preserve"> the list.</w:t>
+      </w:r>
+      <w:bookmarkEnd w:id="0"/>
     </w:p>
     <w:p>
       <w:pPr>
         <w:pStyle w:val="Heading2"/>
       </w:pPr>
       <w:r>
-        <w:t>TIPS</w:t>
-      </w:r>
-    </w:p>
-    <w:p>
-      <w:r>
-        <w:t xml:space="preserve"> Always preview before building, especially for a model you haven't   loaded before - it's much faster than discovering a problem after a  full build/load cycle.</w:t>
-      </w:r>
-    </w:p>
-    <w:p>
-      <w:r>
-        <w:t>- If you get a vertex-limit error, the message names the specific   mesh/node that's too dense - fix that part in your modeling tool   and re-export, you don't need to rebuild the whole model from   scratch.</w:t>
-      </w:r>
-    </w:p>
-    <w:p>
-      <w:r>
-        <w:t>- Prefer GLB over separate GLTF+textures when possible - it's a single  self-contained file, so there's nothing that can go missing between  the model and its textures.</w:t>
-      </w:r>
-    </w:p>
-    <w:p>
-      <w:r>
-        <w:t xml:space="preserve">- The Target Region list only shows regions that are currently booted   (running) - boot the region first if it isn't </w:t>
-      </w:r>
-      <w:r>
-        <w:t>on</w:t>
-      </w:r>
-      <w:r>
-        <w:t xml:space="preserve"> the list.</w:t>
-      </w:r>
-      <w:bookmarkEnd w:id="0"/>
+        <w:t>MIXAMO AVATAR/CLOTHING CONVERSION ("Clothing" / "Avatar" checkboxes)</w:t>
+      </w:r>
+    </w:p>
+    <w:p>
+      <w:r>
+        <w:lastRenderedPageBreak/>
+        <w:t>AI mesh-generation tools such as Mixamo produce rigged characters using their own bone-naming convention (bones named things like "mixamorig_Hips", "mixamorig_LeftArm"), which Second Life/OpenSim's own avatar skeleton does not recognize at all. Wearing such a mesh as-is either fails outright or deforms incorrectly. The Mesh Loader can automatically detect and fix this for you before building the OAR.</w:t>
+      </w:r>
+    </w:p>
+    <w:p>
+      <w:r>
+        <w:t>Two checkboxes appear under the source file picker:</w:t>
+      </w:r>
+    </w:p>
+    <w:p>
+      <w:r>
+        <w:t xml:space="preserve">  - Clothing (rigged mesh, weights only) - converts a Mixamo-rigged .dae into Second Life's own bone names and coordinate system, keeping only the skin/weight data (how the mesh deforms to fit whatever avatar body wears it). This is the correct, supported mode for rigged clothing and attachments - shoes, shirts, hair, and similar - and has been tested end-to-end successfully.</w:t>
+      </w:r>
+    </w:p>
+    <w:p>
+      <w:r>
+        <w:t xml:space="preserve">  - Avatar (full skeleton - not yet supported) - intended for converting a full custom avatar body/skeleton replacement, not just clothing. This mode is currently DISABLED (grayed out) because the underlying joint-position conversion still has a known, unresolved bug - a converted full-avatar skeleton does not yet deform correctly when its custom joint positions are included. It will be enabled once that is fixed.</w:t>
+      </w:r>
+    </w:p>
+    <w:p>
+      <w:pPr>
+        <w:pStyle w:val="Heading2"/>
+      </w:pPr>
+      <w:r>
+        <w:t>How rig detection works</w:t>
+      </w:r>
+    </w:p>
+    <w:p>
+      <w:r>
+        <w:t xml:space="preserve">You do not need to know in advance whether a given .dae file is a Mixamo rig - the loader checks the file's own bone names automatically. A .dae that is already rigged with Second Life/Avastar bone names (for example one exported directly from Blender with the Avastar add-on) needs no conversion at all and is built exactly as before, even with the Clothing checkbox checked. Only a file that </w:t>
+      </w:r>
+      <w:proofErr w:type="gramStart"/>
+      <w:r>
+        <w:t>actually contains</w:t>
+      </w:r>
+      <w:proofErr w:type="gramEnd"/>
+      <w:r>
+        <w:t xml:space="preserve"> Mixamo-style bone names ("mixamorig_...") is sent through the conversion step. This means </w:t>
+      </w:r>
+      <w:proofErr w:type="gramStart"/>
+      <w:r>
+        <w:t>it's</w:t>
+      </w:r>
+      <w:proofErr w:type="gramEnd"/>
+      <w:r>
+        <w:t xml:space="preserve"> safe to leave Clothing checked as your default - it has no effect on a file that </w:t>
+      </w:r>
+      <w:proofErr w:type="gramStart"/>
+      <w:r>
+        <w:t>doesn't</w:t>
+      </w:r>
+      <w:proofErr w:type="gramEnd"/>
+      <w:r>
+        <w:t xml:space="preserve"> need it.</w:t>
+      </w:r>
+    </w:p>
+    <w:p>
+      <w:pPr>
+        <w:pStyle w:val="Heading2"/>
+      </w:pPr>
+      <w:r>
+        <w:t>Python requirement</w:t>
+      </w:r>
+    </w:p>
+    <w:p>
+      <w:r>
+        <w:t>The conversion itself runs as a small Python script bundled with DreamGrid (GltfViewer\Tools\mixamo_to_sl_dae.py). This requires a working Python installation on your computer, which is NOT bundled with DreamGrid and must be installed separately - most grid owners will not already have it.</w:t>
+      </w:r>
+    </w:p>
+    <w:p>
+      <w:r>
+        <w:t>If DreamGrid cannot find a working Python on your system PATH when the Mesh Loader window opens, BOTH checkboxes are automatically disabled (grayed out) - you do not need to figure this out yourself from an error message later; the checkboxes simply won't be clickable.</w:t>
+      </w:r>
+    </w:p>
+    <w:p>
+      <w:r>
+        <w:t>To install Python on Windows:</w:t>
+      </w:r>
+    </w:p>
+    <w:p>
+      <w:r>
+        <w:t xml:space="preserve">  1. Open a Command Prompt or PowerShell window.</w:t>
+      </w:r>
+    </w:p>
+    <w:p>
+      <w:r>
+        <w:t xml:space="preserve">  2. Type: winget install Python.Python.3.12     (winget is built into modern Windows 10/11 - no separate download needed for this step itself.)</w:t>
+      </w:r>
+    </w:p>
+    <w:p>
+      <w:r>
+        <w:t xml:space="preserve">  3. Close and reopen DreamGrid (or just close and reopen the Mesh Loader window) - the checkboxes will become available once Python is detected.</w:t>
+      </w:r>
+    </w:p>
+    <w:p>
+      <w:r>
+        <w:t>Alternative: download the official installer directly from python.org/downloads and run it - be sure to check "Add python.exe to PATH" on the first setup screen, since that is what lets DreamGrid (and the winget method above) find it afterward.</w:t>
+      </w:r>
     </w:p>
     <w:sectPr>
       <w:pgSz w:w="12240" w:h="15840"/>
